--- a/skills/phong-vattu/assets/qd-phe-duyet-danh-muc-tckt.docx
+++ b/skills/phong-vattu/assets/qd-phe-duyet-danh-muc-tckt.docx
@@ -22,17 +22,17 @@
       <w:r>
         <w:rPr>
           <w:rFonts w:ascii="Times New Roman" w:hAnsi="Times New Roman" w:cs="Times New Roman"/>
-          <w:sz w:val="26"/>
-          <w:szCs w:val="26"/>
-          <w:b/>
+          <w:b/>
+          <w:sz w:val="26"/>
+          <w:szCs w:val="26"/>
         </w:rPr>
         <w:t xml:space="preserve">BỆNH VIỆN ĐA KHOA TỈNH</w:t>
       </w:r>
     </w:p>
     <w:p>
       <w:pPr>
-        <w:jc w:val="center"/>
         <w:spacing w:before="120"/>
+        <w:jc w:val="center"/>
       </w:pPr>
       <w:r>
         <w:rPr>
@@ -63,9 +63,9 @@
       <w:r>
         <w:rPr>
           <w:rFonts w:ascii="Times New Roman" w:hAnsi="Times New Roman" w:cs="Times New Roman"/>
-          <w:sz w:val="26"/>
-          <w:szCs w:val="26"/>
-          <w:b/>
+          <w:b/>
+          <w:sz w:val="26"/>
+          <w:szCs w:val="26"/>
         </w:rPr>
         <w:t xml:space="preserve">CỘNG HOÀ XÃ HỘI CHỦ NGHĨA VIỆT NAM</w:t>
       </w:r>
@@ -77,24 +77,24 @@
       <w:r>
         <w:rPr>
           <w:rFonts w:ascii="Times New Roman" w:hAnsi="Times New Roman" w:cs="Times New Roman"/>
-          <w:sz w:val="28"/>
-          <w:szCs w:val="28"/>
-          <w:b/>
+          <w:b/>
+          <w:sz w:val="28"/>
+          <w:szCs w:val="28"/>
         </w:rPr>
         <w:t xml:space="preserve">Độc lập - Tự do - Hạnh phúc</w:t>
       </w:r>
     </w:p>
     <w:p>
       <w:pPr>
-        <w:jc w:val="center"/>
         <w:spacing w:before="120"/>
-      </w:pPr>
-      <w:r>
-        <w:rPr>
-          <w:rFonts w:ascii="Times New Roman" w:hAnsi="Times New Roman" w:cs="Times New Roman"/>
-          <w:sz w:val="28"/>
-          <w:szCs w:val="28"/>
-          <w:i/>
+        <w:jc w:val="center"/>
+      </w:pPr>
+      <w:r>
+        <w:rPr>
+          <w:rFonts w:ascii="Times New Roman" w:hAnsi="Times New Roman" w:cs="Times New Roman"/>
+          <w:i/>
+          <w:sz w:val="28"/>
+          <w:szCs w:val="28"/>
         </w:rPr>
         <w:t xml:space="preserve"> Phú Thọ, ngày {{NGAY_KY}} tháng {{THANG_KY}} năm {{NAM_KY}}</w:t>
       </w:r>
@@ -109,15 +109,15 @@
     </w:p>
     <w:p>
       <w:pPr>
-        <w:jc w:val="center"/>
         <w:spacing w:before="240"/>
-      </w:pPr>
-      <w:r>
-        <w:rPr>
-          <w:rFonts w:ascii="Times New Roman" w:hAnsi="Times New Roman" w:cs="Times New Roman"/>
-          <w:sz w:val="28"/>
-          <w:szCs w:val="28"/>
-          <w:b/>
+        <w:jc w:val="center"/>
+      </w:pPr>
+      <w:r>
+        <w:rPr>
+          <w:rFonts w:ascii="Times New Roman" w:hAnsi="Times New Roman" w:cs="Times New Roman"/>
+          <w:b/>
+          <w:sz w:val="28"/>
+          <w:szCs w:val="28"/>
         </w:rPr>
         <w:t xml:space="preserve">QUYẾT ĐỊNH</w:t>
       </w:r>
@@ -129,28 +129,28 @@
       <w:r>
         <w:rPr>
           <w:rFonts w:ascii="Times New Roman" w:hAnsi="Times New Roman" w:cs="Times New Roman"/>
-          <w:sz w:val="28"/>
-          <w:szCs w:val="28"/>
-          <w:b/>
+          <w:b/>
+          <w:sz w:val="28"/>
+          <w:szCs w:val="28"/>
         </w:rPr>
         <w:t xml:space="preserve">Phê duyệt danh mục, số lượng, </w:t>
       </w:r>
       <w:r>
         <w:rPr>
           <w:rFonts w:ascii="Times New Roman" w:hAnsi="Times New Roman" w:cs="Times New Roman"/>
-          <w:sz w:val="28"/>
-          <w:szCs w:val="28"/>
           <w:b/>
           <w:spacing w:val="-4"/>
+          <w:sz w:val="28"/>
+          <w:szCs w:val="28"/>
         </w:rPr>
         <w:t xml:space="preserve">tiêu chí kỹ thuật của hạng mục: </w:t>
       </w:r>
       <w:r>
         <w:rPr>
           <w:rFonts w:ascii="Times New Roman" w:hAnsi="Times New Roman" w:cs="Times New Roman"/>
-          <w:sz w:val="28"/>
-          <w:szCs w:val="28"/>
-          <w:b/>
+          <w:b/>
+          <w:sz w:val="28"/>
+          <w:szCs w:val="28"/>
         </w:rPr>
         <w:t xml:space="preserve">Mua sắm băng ghim và dụng cụ cắt khâu nối dùng trong phẫu thuật phục vụ công tác chuyên môn tại Bệnh viện đa khoa tỉnh Phú Thọ</w:t>
       </w:r>
@@ -162,151 +162,151 @@
       <w:r>
         <w:rPr>
           <w:rFonts w:ascii="Times New Roman" w:hAnsi="Times New Roman" w:cs="Times New Roman"/>
-          <w:sz w:val="28"/>
-          <w:szCs w:val="28"/>
-          <w:b/>
-        </w:rPr>
-        <w:t xml:space="preserve"/>
-      </w:r>
-    </w:p>
-    <w:p>
-      <w:pPr>
-        <w:jc w:val="center"/>
+          <w:b/>
+          <w:sz w:val="28"/>
+          <w:szCs w:val="28"/>
+        </w:rPr>
+        <w:t xml:space="preserve"/>
+      </w:r>
+    </w:p>
+    <w:p>
+      <w:pPr>
         <w:spacing w:after="120"/>
-      </w:pPr>
-      <w:r>
-        <w:rPr>
-          <w:rFonts w:ascii="Times New Roman" w:hAnsi="Times New Roman" w:cs="Times New Roman"/>
-          <w:sz w:val="28"/>
-          <w:szCs w:val="28"/>
-          <w:b/>
+        <w:jc w:val="center"/>
+      </w:pPr>
+      <w:r>
+        <w:rPr>
+          <w:rFonts w:ascii="Times New Roman" w:hAnsi="Times New Roman" w:cs="Times New Roman"/>
+          <w:b/>
+          <w:sz w:val="28"/>
+          <w:szCs w:val="28"/>
         </w:rPr>
         <w:t xml:space="preserve">GIÁM ĐỐC BỆNH VIỆN ĐA KHOA TỈNH PHÚ THỌ</w:t>
       </w:r>
     </w:p>
     <w:p>
       <w:pPr>
-        <w:jc w:val="both"/>
-        <w:ind w:first-line="567"/>
         <w:spacing w:before="60" w:after="20"/>
-      </w:pPr>
-      <w:r>
-        <w:rPr>
-          <w:rFonts w:ascii="Times New Roman" w:hAnsi="Times New Roman" w:cs="Times New Roman"/>
-          <w:sz w:val="28"/>
-          <w:szCs w:val="28"/>
-          <w:i/>
+        <w:ind w:firstLine="567"/>
+        <w:jc w:val="both"/>
+      </w:pPr>
+      <w:r>
+        <w:rPr>
+          <w:rFonts w:ascii="Times New Roman" w:hAnsi="Times New Roman" w:cs="Times New Roman"/>
+          <w:i/>
+          <w:sz w:val="28"/>
+          <w:szCs w:val="28"/>
         </w:rPr>
         <w:t xml:space="preserve">Căn cứ Luật Đấu thầu số ngày 23/06/2023, được sửa đổi bổ sung tại Luật số 57/2024/QH15 ngày 29/11/2024; Luật số 90/2025/QH15 ngày 25/6/2025;</w:t>
       </w:r>
     </w:p>
     <w:p>
       <w:pPr>
-        <w:jc w:val="both"/>
-        <w:ind w:first-line="567"/>
         <w:spacing w:before="60" w:after="20"/>
-      </w:pPr>
-      <w:r>
-        <w:rPr>
-          <w:rFonts w:ascii="Times New Roman" w:hAnsi="Times New Roman" w:cs="Times New Roman"/>
-          <w:sz w:val="28"/>
-          <w:szCs w:val="28"/>
-          <w:i/>
+        <w:ind w:firstLine="567"/>
+        <w:jc w:val="both"/>
+      </w:pPr>
+      <w:r>
+        <w:rPr>
+          <w:rFonts w:ascii="Times New Roman" w:hAnsi="Times New Roman" w:cs="Times New Roman"/>
+          <w:i/>
+          <w:sz w:val="28"/>
+          <w:szCs w:val="28"/>
         </w:rPr>
         <w:t xml:space="preserve">Căn cứ Luật Khám bệnh, chữa bệnh ngày 09/01/2023;</w:t>
       </w:r>
     </w:p>
     <w:p>
       <w:pPr>
-        <w:jc w:val="both"/>
-        <w:ind w:first-line="567"/>
         <w:spacing w:before="60" w:after="20"/>
-      </w:pPr>
-      <w:r>
-        <w:rPr>
-          <w:rFonts w:ascii="Times New Roman" w:hAnsi="Times New Roman" w:cs="Times New Roman"/>
-          <w:sz w:val="28"/>
-          <w:szCs w:val="28"/>
-          <w:i/>
+        <w:ind w:firstLine="567"/>
+        <w:jc w:val="both"/>
+      </w:pPr>
+      <w:r>
+        <w:rPr>
+          <w:rFonts w:ascii="Times New Roman" w:hAnsi="Times New Roman" w:cs="Times New Roman"/>
+          <w:i/>
+          <w:sz w:val="28"/>
+          <w:szCs w:val="28"/>
         </w:rPr>
         <w:t xml:space="preserve">Căn cứ Luật Quản lý, sử dụng tài sản công ngày 21/6/2017;</w:t>
       </w:r>
     </w:p>
     <w:p>
       <w:pPr>
-        <w:jc w:val="both"/>
-        <w:ind w:first-line="540"/>
         <w:spacing w:before="60" w:after="20"/>
-      </w:pPr>
-      <w:r>
-        <w:rPr>
-          <w:rFonts w:ascii="Times New Roman" w:hAnsi="Times New Roman" w:cs="Times New Roman"/>
-          <w:sz w:val="28"/>
-          <w:szCs w:val="28"/>
-          <w:i/>
+        <w:ind w:firstLine="540"/>
+        <w:jc w:val="both"/>
+      </w:pPr>
+      <w:r>
+        <w:rPr>
+          <w:rFonts w:ascii="Times New Roman" w:hAnsi="Times New Roman" w:cs="Times New Roman"/>
+          <w:i/>
+          <w:sz w:val="28"/>
+          <w:szCs w:val="28"/>
         </w:rPr>
         <w:t xml:space="preserve">Căn cứ Luật sửa đổi, bổ sung một số điều của Luật Quy hoạch, Luật Đầu tư, Luật Đầu tư theo phương thức đối tác công tư và Luật Đấu thầu ngày 29/11/2024;</w:t>
       </w:r>
     </w:p>
     <w:p>
       <w:pPr>
-        <w:jc w:val="both"/>
-        <w:ind w:first-line="567"/>
-      </w:pPr>
-      <w:r>
-        <w:rPr>
-          <w:rFonts w:ascii="Times New Roman" w:hAnsi="Times New Roman" w:cs="Times New Roman"/>
-          <w:sz w:val="28"/>
-          <w:szCs w:val="28"/>
-          <w:i/>
+        <w:ind w:firstLine="567"/>
+        <w:jc w:val="both"/>
+      </w:pPr>
+      <w:r>
+        <w:rPr>
+          <w:rFonts w:ascii="Times New Roman" w:hAnsi="Times New Roman" w:cs="Times New Roman"/>
+          <w:i/>
+          <w:sz w:val="28"/>
+          <w:szCs w:val="28"/>
         </w:rPr>
         <w:t xml:space="preserve">Căn cứ Luật sửa đổi bổ sung một số điều của Luật Đấu thầu, Luật Đầu tư theo phương thức đối tác công tư, Luật Hải quan, Luật Thuế giá trị gia tăng, Luật Thuế xuất khẩu, thuế nhập khẩu, Luật Đầu tư, Luật Đầu tư công, Luật Quản lý, sử dụng tài sản công ngày 25/6/2025;</w:t>
       </w:r>
     </w:p>
     <w:p>
       <w:pPr>
-        <w:jc w:val="both"/>
-        <w:ind w:first-line="567"/>
         <w:spacing w:before="60"/>
-      </w:pPr>
-      <w:r>
-        <w:rPr>
-          <w:rFonts w:ascii="Times New Roman" w:hAnsi="Times New Roman" w:cs="Times New Roman"/>
-          <w:sz w:val="28"/>
-          <w:szCs w:val="28"/>
-          <w:i/>
+        <w:ind w:firstLine="567"/>
+        <w:jc w:val="both"/>
+      </w:pPr>
+      <w:r>
+        <w:rPr>
+          <w:rFonts w:ascii="Times New Roman" w:hAnsi="Times New Roman" w:cs="Times New Roman"/>
+          <w:i/>
+          <w:sz w:val="28"/>
+          <w:szCs w:val="28"/>
         </w:rPr>
         <w:t xml:space="preserve">Căn cứ Nghị định số 214/2025/NĐ-CP ngày 04/8/2025 của Chính phủ quy định chi tiết một số điều và biện pháp thi hành Luật Đấu thầu về lựa chọn nhà thầu;</w:t>
       </w:r>
     </w:p>
     <w:p>
       <w:pPr>
-        <w:jc w:val="both"/>
-        <w:ind w:first-line="567"/>
         <w:spacing w:before="60" w:after="20"/>
-      </w:pPr>
-      <w:r>
-        <w:rPr>
-          <w:rFonts w:ascii="Times New Roman" w:hAnsi="Times New Roman" w:cs="Times New Roman"/>
-          <w:sz w:val="28"/>
-          <w:szCs w:val="28"/>
-          <w:i/>
+        <w:ind w:firstLine="567"/>
+        <w:jc w:val="both"/>
+      </w:pPr>
+      <w:r>
+        <w:rPr>
+          <w:rFonts w:ascii="Times New Roman" w:hAnsi="Times New Roman" w:cs="Times New Roman"/>
+          <w:i/>
+          <w:sz w:val="28"/>
+          <w:szCs w:val="28"/>
         </w:rPr>
         <w:t xml:space="preserve">Căn cứ Nghị định số 96/2023/NĐ-CP ngày 30/12/2023 của Chính phủ quy định chi tiết một số điều của Luật khám bệnh, chữa bệnh;</w:t>
       </w:r>
     </w:p>
     <w:p>
       <w:pPr>
-        <w:jc w:val="both"/>
-        <w:ind w:first-line="567"/>
         <w:spacing w:before="60" w:after="20"/>
-      </w:pPr>
-      <w:r>
-        <w:rPr>
-          <w:rFonts w:ascii="Times New Roman" w:hAnsi="Times New Roman" w:cs="Times New Roman"/>
-          <w:sz w:val="28"/>
-          <w:szCs w:val="28"/>
-          <w:i/>
+        <w:ind w:firstLine="567"/>
+        <w:jc w:val="both"/>
+      </w:pPr>
+      <w:r>
+        <w:rPr>
+          <w:rFonts w:ascii="Times New Roman" w:hAnsi="Times New Roman" w:cs="Times New Roman"/>
+          <w:i/>
+          <w:sz w:val="28"/>
+          <w:szCs w:val="28"/>
         </w:rPr>
         <w:t xml:space="preserve">Căn cứ nghị định 186/2025/NĐ-CP ngày 01/7/2025 của Chính phủ quy định chi tiết một số điều của Luật quản lý, sử dụng tài sản công;</w:t>
       </w:r>
@@ -321,182 +321,182 @@
       <w:r>
         <w:rPr>
           <w:rFonts w:ascii="Times New Roman" w:hAnsi="Times New Roman" w:cs="Times New Roman"/>
-          <w:sz w:val="28"/>
-          <w:szCs w:val="28"/>
-          <w:i/>
-        </w:rPr>
-        <w:t xml:space="preserve"/>
-      </w:r>
-    </w:p>
-    <w:p>
-      <w:pPr>
-        <w:jc w:val="both"/>
+          <w:i/>
+          <w:sz w:val="28"/>
+          <w:szCs w:val="28"/>
+        </w:rPr>
+        <w:t xml:space="preserve"/>
+      </w:r>
+    </w:p>
+    <w:p>
+      <w:pPr>
         <w:spacing w:before="60" w:after="20"/>
-      </w:pPr>
-      <w:r>
-        <w:rPr>
-          <w:rFonts w:ascii="Times New Roman" w:hAnsi="Times New Roman" w:cs="Times New Roman"/>
-          <w:sz w:val="28"/>
-          <w:szCs w:val="28"/>
-          <w:i/>
+        <w:jc w:val="both"/>
+      </w:pPr>
+      <w:r>
+        <w:rPr>
+          <w:rFonts w:ascii="Times New Roman" w:hAnsi="Times New Roman" w:cs="Times New Roman"/>
+          <w:i/>
+          <w:sz w:val="28"/>
+          <w:szCs w:val="28"/>
         </w:rPr>
         <w:t xml:space="preserve">        Căn cứ Nghị định số 98/2021/NĐ-CP ngày 08/11/2021 của Chính phủ về quản lý trang thiết bị y tế; Thông tư số 05/2022/TT-BYT ngày 01/8/2022 của Bộ Y tế quy định chi tiết thi hành một số điều của Nghị định số 98/2021/NĐ-CP ngày 08/11/2021 của Chính phủ về quản lý trang thiết bị y tế; Nghị định số 07/2023/NĐ-CP ngày 03/03/2023 của Chính phủ sửa đổi, bổ sung một số điều của Nghị định 98/2021/NĐ-CP ngày 08/11/2021 của Chính phủ về Quản lý trang thiết bị y tế;</w:t>
       </w:r>
     </w:p>
     <w:p>
       <w:pPr>
-        <w:jc w:val="both"/>
-        <w:ind w:first-line="567"/>
         <w:spacing w:before="60" w:after="20"/>
-      </w:pPr>
-      <w:r>
-        <w:rPr>
-          <w:rFonts w:ascii="Times New Roman" w:hAnsi="Times New Roman" w:cs="Times New Roman"/>
-          <w:sz w:val="28"/>
-          <w:szCs w:val="28"/>
-          <w:i/>
+        <w:ind w:firstLine="567"/>
+        <w:jc w:val="both"/>
+      </w:pPr>
+      <w:r>
+        <w:rPr>
+          <w:rFonts w:ascii="Times New Roman" w:hAnsi="Times New Roman" w:cs="Times New Roman"/>
+          <w:i/>
+          <w:sz w:val="28"/>
+          <w:szCs w:val="28"/>
         </w:rPr>
         <w:t xml:space="preserve">Căn cứ Nghị định số 60/2021/NĐ-CP ngày 21/6/2021 của Chính phủ về quy định cơ chế tự chủ tài chính của đơn vị sự nghiệp công lập; Nghị định số 111/2025/NĐ-CP ngày 22/5/2025 của Chính phủ sửa đổi, bổ sung một số điều của Nghị định số 60/2021/NĐ-CP ngày 21/6/2021 của Chính phủ quy định cơ chế tự chủ tài chính của đơn vị sự nghiệp công lập;</w:t>
       </w:r>
     </w:p>
     <w:p>
       <w:pPr>
-        <w:jc w:val="both"/>
-        <w:ind w:first-line="567"/>
         <w:spacing w:before="40" w:after="40"/>
-      </w:pPr>
-      <w:r>
-        <w:rPr>
-          <w:rFonts w:ascii="Times New Roman" w:hAnsi="Times New Roman" w:cs="Times New Roman"/>
-          <w:sz w:val="28"/>
-          <w:szCs w:val="28"/>
-          <w:i/>
+        <w:ind w:firstLine="567"/>
+        <w:jc w:val="both"/>
+      </w:pPr>
+      <w:r>
+        <w:rPr>
+          <w:rFonts w:ascii="Times New Roman" w:hAnsi="Times New Roman" w:cs="Times New Roman"/>
+          <w:i/>
+          <w:sz w:val="28"/>
+          <w:szCs w:val="28"/>
         </w:rPr>
         <w:t xml:space="preserve">Căn cứ Nghị định số 98/2025/NĐ-CP ngày 06/5/2025 của Chính phủ quy định việc lập dự toán, quản lý, sử dụng và quyết toán chi thường xuyên ngân sách nhà nước để mua sắm, sửa chữa, cải tạo, nâng cấp tài sản, trang thiết bị; chi thuê hàng hóa, dịch vụ; sửa chữa, cải tạo, nâng cấp, mở rộng, xây dựng mới hạng mục công trình trong các dự án đã đầu tư xây dựng và các nhiệm vụ cần thiết khác;</w:t>
       </w:r>
     </w:p>
     <w:p>
       <w:pPr>
-        <w:jc w:val="both"/>
-        <w:ind w:first-line="567"/>
         <w:spacing w:before="60"/>
-      </w:pPr>
-      <w:r>
-        <w:rPr>
-          <w:rFonts w:ascii="Times New Roman" w:hAnsi="Times New Roman" w:cs="Times New Roman"/>
-          <w:sz w:val="28"/>
-          <w:szCs w:val="28"/>
-          <w:i/>
+        <w:ind w:firstLine="567"/>
+        <w:jc w:val="both"/>
+      </w:pPr>
+      <w:r>
+        <w:rPr>
+          <w:rFonts w:ascii="Times New Roman" w:hAnsi="Times New Roman" w:cs="Times New Roman"/>
+          <w:i/>
+          <w:sz w:val="28"/>
+          <w:szCs w:val="28"/>
         </w:rPr>
         <w:t xml:space="preserve">Căn cứ Thông tư số 79/2025/TT-BTC ngày 04/08/2025 của Bộ Tài Chính hướng dẫn việc cung cấp, đăng tải thông tin về đấu thầu và mẫu hồ sơ đấu thầu trên Hệ thống mạng đấu thầu quốc gia;</w:t>
       </w:r>
     </w:p>
     <w:p>
       <w:pPr>
-        <w:jc w:val="both"/>
-        <w:ind w:first-line="567"/>
         <w:spacing w:before="60" w:after="20"/>
-      </w:pPr>
-      <w:r>
-        <w:rPr>
-          <w:rFonts w:ascii="Times New Roman" w:hAnsi="Times New Roman" w:cs="Times New Roman"/>
-          <w:sz w:val="28"/>
-          <w:szCs w:val="28"/>
-          <w:i/>
+        <w:ind w:firstLine="567"/>
+        <w:jc w:val="both"/>
+      </w:pPr>
+      <w:r>
+        <w:rPr>
+          <w:rFonts w:ascii="Times New Roman" w:hAnsi="Times New Roman" w:cs="Times New Roman"/>
+          <w:i/>
+          <w:sz w:val="28"/>
+          <w:szCs w:val="28"/>
         </w:rPr>
         <w:t xml:space="preserve">Căn cứ Nghị quyết số 17/2025/NQ-HĐND ngày 17/9/2025 của Hội đồng nhân dân tỉnh Phú Thọ quy định thẩm quyền quyết định phê duyệt nhiệm vụ và dự toán kinh phí thực hiện chi thường xuyên ngân sách nhà nước để mua sắm, sửa chữa, cải tạo, nâng cấp tài sản, trang thiết bị; chi thuê hàng hóa, dịch vụ; sửa chữa cải tạo, nâng cấp, mở rộng, xây dựng mới hạng mục công trình trong các dự án đã đầu tư xây dựng thuộc phạm vi quản lý của tỉnh Phú Thọ;</w:t>
       </w:r>
     </w:p>
     <w:p>
       <w:pPr>
-        <w:jc w:val="both"/>
-        <w:ind w:first-line="567"/>
-      </w:pPr>
-      <w:r>
-        <w:rPr>
-          <w:rFonts w:ascii="Times New Roman" w:hAnsi="Times New Roman" w:cs="Times New Roman"/>
-          <w:sz w:val="28"/>
-          <w:szCs w:val="28"/>
-          <w:i/>
+        <w:ind w:firstLine="567"/>
+        <w:jc w:val="both"/>
+      </w:pPr>
+      <w:r>
+        <w:rPr>
+          <w:rFonts w:ascii="Times New Roman" w:hAnsi="Times New Roman" w:cs="Times New Roman"/>
+          <w:i/>
+          <w:sz w:val="28"/>
+          <w:szCs w:val="28"/>
         </w:rPr>
         <w:t xml:space="preserve">Quyết định số 42/2025/QĐ-CTUBND ngày 20/9/2025 của Chủ tịch UBND tỉnh Phú Thọ phân cấp thẩm quyền quyết định quản lý tài sản công tại các cơ quan, tổ chức, đơn vị thuộc phạm vi quản lý của tỉnh Phú Thọ;</w:t>
       </w:r>
     </w:p>
     <w:p>
       <w:pPr>
-        <w:jc w:val="both"/>
-        <w:ind w:first-line="567"/>
         <w:spacing w:before="60"/>
-      </w:pPr>
-      <w:r>
-        <w:rPr>
-          <w:rFonts w:ascii="Times New Roman" w:hAnsi="Times New Roman" w:cs="Times New Roman"/>
-          <w:sz w:val="28"/>
-          <w:szCs w:val="28"/>
-          <w:i/>
+        <w:ind w:firstLine="567"/>
+        <w:jc w:val="both"/>
+      </w:pPr>
+      <w:r>
+        <w:rPr>
+          <w:rFonts w:ascii="Times New Roman" w:hAnsi="Times New Roman" w:cs="Times New Roman"/>
+          <w:i/>
+          <w:sz w:val="28"/>
+          <w:szCs w:val="28"/>
         </w:rPr>
         <w:t xml:space="preserve">Quyết định số 47/2025/QĐ-CTUBND ngày {{NGAY_QD_KQLCNT_THAM_CHIEU}} của Chủ tịch UBND tỉnh Phú Thọ phân cấp thẩm quyền của Chủ tịch Ủy ban nhân dân tỉnh cho người đứng đầu cơ quan, đơn vị trực thuộc thực hiện một số nội dung quản lý đầu tư công trên địa bàn tỉnh Phú Thọ;</w:t>
       </w:r>
     </w:p>
     <w:p>
       <w:pPr>
-        <w:jc w:val="both"/>
-        <w:ind w:first-line="567"/>
         <w:spacing w:before="60" w:after="20"/>
-      </w:pPr>
-      <w:r>
-        <w:rPr>
-          <w:rFonts w:ascii="Times New Roman" w:hAnsi="Times New Roman" w:cs="Times New Roman"/>
-          <w:sz w:val="28"/>
-          <w:szCs w:val="28"/>
-          <w:i/>
+        <w:ind w:firstLine="567"/>
+        <w:jc w:val="both"/>
+      </w:pPr>
+      <w:r>
+        <w:rPr>
+          <w:rFonts w:ascii="Times New Roman" w:hAnsi="Times New Roman" w:cs="Times New Roman"/>
+          <w:i/>
+          <w:sz w:val="28"/>
+          <w:szCs w:val="28"/>
         </w:rPr>
         <w:t xml:space="preserve">Căn cứ Quyết định số 3064/QĐ-UBND ngày 16/11/2017 của Chủ tịch UBND tỉnh Phú Thọ về việc giao quyền tự chủ, tự chịu trách nhiệm về tài chính cho các cơ quan, đơn vị thuộc tỉnh Phú Thọ quản lý; Quyết định số 2430/QĐ-UBND ngày 15/11/2023 của Chủ tịch UBND tỉnh Phú Thọ về việc phê duyệt mức độ tự chủ của các đơn vị sự nghiệp công lập cấp tỉnh giai đoạn 2023-2025;</w:t>
       </w:r>
     </w:p>
     <w:p>
       <w:pPr>
-        <w:jc w:val="both"/>
-        <w:ind w:first-line="567"/>
         <w:spacing w:before="60" w:after="20"/>
-      </w:pPr>
-      <w:r>
-        <w:rPr>
-          <w:rFonts w:ascii="Times New Roman" w:hAnsi="Times New Roman" w:cs="Times New Roman"/>
-          <w:sz w:val="28"/>
-          <w:szCs w:val="28"/>
-          <w:i/>
+        <w:ind w:firstLine="567"/>
+        <w:jc w:val="both"/>
+      </w:pPr>
+      <w:r>
+        <w:rPr>
+          <w:rFonts w:ascii="Times New Roman" w:hAnsi="Times New Roman" w:cs="Times New Roman"/>
+          <w:i/>
+          <w:sz w:val="28"/>
+          <w:szCs w:val="28"/>
         </w:rPr>
         <w:t xml:space="preserve">Căn cứ Văn bản số 4203/SYT-KHTC ngày 25/12/2024 của Sở Y tế Phú Thọ về việc hướng dẫn một số nội dung về quản lý, sử dụng tài sản công;</w:t>
       </w:r>
     </w:p>
     <w:p>
       <w:pPr>
-        <w:jc w:val="both"/>
-        <w:ind w:first-line="540"/>
         <w:spacing w:before="60" w:after="20"/>
-      </w:pPr>
-      <w:r>
-        <w:rPr>
-          <w:rFonts w:ascii="Times New Roman" w:hAnsi="Times New Roman" w:cs="Times New Roman"/>
-          <w:sz w:val="28"/>
-          <w:szCs w:val="28"/>
-          <w:i/>
+        <w:ind w:firstLine="540"/>
+        <w:jc w:val="both"/>
+      </w:pPr>
+      <w:r>
+        <w:rPr>
+          <w:rFonts w:ascii="Times New Roman" w:hAnsi="Times New Roman" w:cs="Times New Roman"/>
+          <w:i/>
+          <w:sz w:val="28"/>
+          <w:szCs w:val="28"/>
         </w:rPr>
         <w:t xml:space="preserve">Căn cứ Quyết định số 466/QĐ-UBND ngày 13/02/2026 của ủy ban nhân dân tỉnh Phú Thọ về việc quy định vị trí, chức năng, nhiệm vụ, quyền hạn và cơ cấu tổ chức của Bệnh viện đa khoa tỉnh Phú Thọ thuộc Sở Y tế tỉnh Phú Thọ;</w:t>
       </w:r>
     </w:p>
     <w:p>
       <w:pPr>
-        <w:jc w:val="both"/>
         <w:spacing w:before="40" w:after="40"/>
-      </w:pPr>
-      <w:r>
-        <w:rPr>
-          <w:rFonts w:ascii="Times New Roman" w:hAnsi="Times New Roman" w:cs="Times New Roman"/>
-          <w:sz w:val="28"/>
-          <w:szCs w:val="28"/>
-          <w:i/>
+        <w:jc w:val="both"/>
+      </w:pPr>
+      <w:r>
+        <w:rPr>
+          <w:rFonts w:ascii="Times New Roman" w:hAnsi="Times New Roman" w:cs="Times New Roman"/>
+          <w:i/>
+          <w:sz w:val="28"/>
+          <w:szCs w:val="28"/>
         </w:rPr>
         <w:t xml:space="preserve"/>
         <w:tab/>
@@ -505,94 +505,94 @@
     </w:p>
     <w:p>
       <w:pPr>
-        <w:jc w:val="both"/>
-        <w:ind w:first-line="630"/>
-      </w:pPr>
-      <w:r>
-        <w:rPr>
-          <w:rFonts w:ascii="Times New Roman" w:hAnsi="Times New Roman" w:cs="Times New Roman"/>
-          <w:sz w:val="28"/>
-          <w:szCs w:val="28"/>
-          <w:i/>
+        <w:ind w:firstLine="630"/>
+        <w:jc w:val="both"/>
+      </w:pPr>
+      <w:r>
+        <w:rPr>
+          <w:rFonts w:ascii="Times New Roman" w:hAnsi="Times New Roman" w:cs="Times New Roman"/>
+          <w:i/>
+          <w:sz w:val="28"/>
+          <w:szCs w:val="28"/>
         </w:rPr>
         <w:t xml:space="preserve">Căn cứ Quyết định số {{SO_QD_CHU_TRUONG}}/QĐ-BV ngày {{NGAY_QD_CHU_TRUONG}} của Giám đốc Bệnh viện đa khoa tỉnh Phú Thọ về việc phê duyệt chủ trương đầu tư mua sắm băng ghim và dụng cụ cắt khâu nối dùng trong phẫu thuật phục vụ công tác chuyên môn tại Bệnh viện đa khoa tỉnh Phú Thọ;</w:t>
       </w:r>
     </w:p>
     <w:p>
       <w:pPr>
-        <w:jc w:val="both"/>
-        <w:ind w:first-line="630"/>
-      </w:pPr>
-      <w:r>
-        <w:rPr>
-          <w:rFonts w:ascii="Times New Roman" w:hAnsi="Times New Roman" w:cs="Times New Roman"/>
-          <w:sz w:val="28"/>
-          <w:szCs w:val="28"/>
-          <w:i/>
+        <w:ind w:firstLine="630"/>
+        <w:jc w:val="both"/>
+      </w:pPr>
+      <w:r>
+        <w:rPr>
+          <w:rFonts w:ascii="Times New Roman" w:hAnsi="Times New Roman" w:cs="Times New Roman"/>
+          <w:i/>
+          <w:sz w:val="28"/>
+          <w:szCs w:val="28"/>
         </w:rPr>
         <w:t xml:space="preserve">Căn cứ Biên bản họp ngày {{NGAY_BB_HDKH}} của Hội đồng khoa học Bệnh viện về việc xây dựng, thống nhất các nội dung về danh mục, số lượng, tiêu chí kỹ thuật hạng mục: Mua sắm băng ghim và dụng cụ cắt khâu nối dùng trong phẫu thuật phục vụ công tác chuyên môn tại Bệnh viện đa khoa tỉnh Phú Thọ;</w:t>
       </w:r>
     </w:p>
     <w:p>
       <w:pPr>
-        <w:jc w:val="both"/>
-        <w:ind w:first-line="567"/>
         <w:spacing w:before="40" w:after="40"/>
-      </w:pPr>
-      <w:r>
-        <w:rPr>
-          <w:rFonts w:ascii="Times New Roman" w:hAnsi="Times New Roman" w:cs="Times New Roman"/>
-          <w:sz w:val="28"/>
-          <w:szCs w:val="28"/>
-          <w:i/>
+        <w:ind w:firstLine="567"/>
+        <w:jc w:val="both"/>
+      </w:pPr>
+      <w:r>
+        <w:rPr>
+          <w:rFonts w:ascii="Times New Roman" w:hAnsi="Times New Roman" w:cs="Times New Roman"/>
+          <w:i/>
+          <w:sz w:val="28"/>
+          <w:szCs w:val="28"/>
         </w:rPr>
         <w:t xml:space="preserve">Xét đề nghị của tổ trưởng Tổ chuyên gia đấu thầu các gói thầu mua sắm thiết bị y tế, vật tư tiêu hao, hóa chất xét nghiệm phục vụ công tác khám chữa bệnh tại Bệnh viện đa khoa tỉnh Phú Thọ.</w:t>
       </w:r>
     </w:p>
     <w:p>
       <w:pPr>
-        <w:jc w:val="both"/>
-        <w:ind w:first-line="567"/>
         <w:spacing w:before="40" w:after="40"/>
-      </w:pPr>
-      <w:r>
-        <w:rPr>
-          <w:rFonts w:ascii="Times New Roman" w:hAnsi="Times New Roman" w:cs="Times New Roman"/>
-          <w:sz w:val="28"/>
-          <w:szCs w:val="28"/>
-          <w:i/>
-        </w:rPr>
-        <w:t xml:space="preserve"/>
-      </w:r>
-    </w:p>
-    <w:p>
-      <w:pPr>
-        <w:jc w:val="center"/>
-        <w:ind w:first-line="567"/>
+        <w:ind w:firstLine="567"/>
+        <w:jc w:val="both"/>
+      </w:pPr>
+      <w:r>
+        <w:rPr>
+          <w:rFonts w:ascii="Times New Roman" w:hAnsi="Times New Roman" w:cs="Times New Roman"/>
+          <w:i/>
+          <w:sz w:val="28"/>
+          <w:szCs w:val="28"/>
+        </w:rPr>
+        <w:t xml:space="preserve"/>
+      </w:r>
+    </w:p>
+    <w:p>
+      <w:pPr>
         <w:spacing w:before="40" w:after="40"/>
-      </w:pPr>
-      <w:r>
-        <w:rPr>
-          <w:rFonts w:ascii="Times New Roman" w:hAnsi="Times New Roman" w:cs="Times New Roman"/>
-          <w:sz w:val="28"/>
-          <w:szCs w:val="28"/>
-          <w:b/>
+        <w:ind w:firstLine="567"/>
+        <w:jc w:val="center"/>
+      </w:pPr>
+      <w:r>
+        <w:rPr>
+          <w:rFonts w:ascii="Times New Roman" w:hAnsi="Times New Roman" w:cs="Times New Roman"/>
+          <w:b/>
+          <w:sz w:val="28"/>
+          <w:szCs w:val="28"/>
         </w:rPr>
         <w:t xml:space="preserve">QUYẾT ĐỊNH:</w:t>
       </w:r>
     </w:p>
     <w:p>
       <w:pPr>
-        <w:jc w:val="both"/>
-        <w:ind w:first-line="567"/>
         <w:spacing w:before="120" w:after="60"/>
-      </w:pPr>
-      <w:r>
-        <w:rPr>
-          <w:rFonts w:ascii="Times New Roman" w:hAnsi="Times New Roman" w:cs="Times New Roman"/>
-          <w:sz w:val="28"/>
-          <w:szCs w:val="28"/>
-          <w:b/>
+        <w:ind w:firstLine="567"/>
+        <w:jc w:val="both"/>
+      </w:pPr>
+      <w:r>
+        <w:rPr>
+          <w:rFonts w:ascii="Times New Roman" w:hAnsi="Times New Roman" w:cs="Times New Roman"/>
+          <w:b/>
+          <w:sz w:val="28"/>
+          <w:szCs w:val="28"/>
         </w:rPr>
         <w:t xml:space="preserve">Điều 1</w:t>
       </w:r>
@@ -607,9 +607,9 @@
       <w:r>
         <w:rPr>
           <w:rFonts w:ascii="Times New Roman" w:hAnsi="Times New Roman" w:cs="Times New Roman"/>
-          <w:sz w:val="28"/>
-          <w:szCs w:val="28"/>
-          <w:b/>
+          <w:b/>
+          <w:sz w:val="28"/>
+          <w:szCs w:val="28"/>
         </w:rPr>
         <w:t xml:space="preserve"> </w:t>
       </w:r>
@@ -624,16 +624,16 @@
     </w:p>
     <w:p>
       <w:pPr>
-        <w:jc w:val="both"/>
-        <w:ind w:first-line="567"/>
         <w:spacing w:before="120" w:after="60"/>
-      </w:pPr>
-      <w:r>
-        <w:rPr>
-          <w:rFonts w:ascii="Times New Roman" w:hAnsi="Times New Roman" w:cs="Times New Roman"/>
-          <w:sz w:val="28"/>
-          <w:szCs w:val="28"/>
-          <w:b/>
+        <w:ind w:firstLine="567"/>
+        <w:jc w:val="both"/>
+      </w:pPr>
+      <w:r>
+        <w:rPr>
+          <w:rFonts w:ascii="Times New Roman" w:hAnsi="Times New Roman" w:cs="Times New Roman"/>
+          <w:b/>
+          <w:sz w:val="28"/>
+          <w:szCs w:val="28"/>
         </w:rPr>
         <w:t xml:space="preserve">Điều 2</w:t>
       </w:r>
@@ -648,16 +648,16 @@
     </w:p>
     <w:p>
       <w:pPr>
-        <w:jc w:val="both"/>
-        <w:ind w:first-line="567"/>
         <w:spacing w:before="120" w:after="360"/>
-      </w:pPr>
-      <w:r>
-        <w:rPr>
-          <w:rFonts w:ascii="Times New Roman" w:hAnsi="Times New Roman" w:cs="Times New Roman"/>
-          <w:sz w:val="28"/>
-          <w:szCs w:val="28"/>
-          <w:b/>
+        <w:ind w:firstLine="567"/>
+        <w:jc w:val="both"/>
+      </w:pPr>
+      <w:r>
+        <w:rPr>
+          <w:rFonts w:ascii="Times New Roman" w:hAnsi="Times New Roman" w:cs="Times New Roman"/>
+          <w:b/>
+          <w:sz w:val="28"/>
+          <w:szCs w:val="28"/>
         </w:rPr>
         <w:t xml:space="preserve">Điều 3</w:t>
       </w:r>
@@ -677,10 +677,10 @@
       <w:r>
         <w:rPr>
           <w:rFonts w:ascii="Times New Roman" w:hAnsi="Times New Roman" w:cs="Times New Roman"/>
+          <w:b/>
+          <w:i/>
           <w:sz w:val="24"/>
           <w:szCs w:val="24"/>
-          <w:b/>
-          <w:i/>
         </w:rPr>
         <w:t xml:space="preserve">Nơi nhận:</w:t>
       </w:r>
@@ -726,24 +726,24 @@
       <w:r>
         <w:rPr>
           <w:rFonts w:ascii="Times New Roman" w:hAnsi="Times New Roman" w:cs="Times New Roman"/>
-          <w:sz w:val="26"/>
-          <w:szCs w:val="26"/>
-          <w:b/>
-          <w:i/>
-        </w:rPr>
-        <w:t xml:space="preserve"/>
-      </w:r>
-    </w:p>
-    <w:p>
-      <w:pPr>
-        <w:jc w:val="center"/>
-      </w:pPr>
-      <w:r>
-        <w:rPr>
-          <w:rFonts w:ascii="Times New Roman" w:hAnsi="Times New Roman" w:cs="Times New Roman"/>
-          <w:sz w:val="28"/>
-          <w:szCs w:val="28"/>
-          <w:b/>
+          <w:b/>
+          <w:i/>
+          <w:sz w:val="26"/>
+          <w:szCs w:val="26"/>
+        </w:rPr>
+        <w:t xml:space="preserve"/>
+      </w:r>
+    </w:p>
+    <w:p>
+      <w:pPr>
+        <w:jc w:val="center"/>
+      </w:pPr>
+      <w:r>
+        <w:rPr>
+          <w:rFonts w:ascii="Times New Roman" w:hAnsi="Times New Roman" w:cs="Times New Roman"/>
+          <w:b/>
+          <w:sz w:val="28"/>
+          <w:szCs w:val="28"/>
         </w:rPr>
         <w:t xml:space="preserve">GIÁM ĐỐC</w:t>
       </w:r>
@@ -755,75 +755,75 @@
       <w:r>
         <w:rPr>
           <w:rFonts w:ascii="Times New Roman" w:hAnsi="Times New Roman" w:cs="Times New Roman"/>
-          <w:sz w:val="26"/>
-          <w:szCs w:val="26"/>
-          <w:b/>
-        </w:rPr>
-        <w:t xml:space="preserve"/>
-      </w:r>
-    </w:p>
-    <w:p>
-      <w:pPr>
-        <w:jc w:val="center"/>
+          <w:b/>
+          <w:sz w:val="26"/>
+          <w:szCs w:val="26"/>
+        </w:rPr>
+        <w:t xml:space="preserve"/>
+      </w:r>
+    </w:p>
+    <w:p>
+      <w:pPr>
         <w:spacing w:after="120"/>
-      </w:pPr>
-      <w:r>
-        <w:rPr>
-          <w:rFonts w:ascii="Times New Roman" w:hAnsi="Times New Roman" w:cs="Times New Roman"/>
-          <w:sz w:val="26"/>
-          <w:szCs w:val="26"/>
-          <w:b/>
-        </w:rPr>
-        <w:t xml:space="preserve"/>
-      </w:r>
-    </w:p>
-    <w:p>
-      <w:pPr>
-        <w:jc w:val="center"/>
-      </w:pPr>
-      <w:r>
-        <w:rPr>
-          <w:rFonts w:ascii="Times New Roman" w:hAnsi="Times New Roman" w:cs="Times New Roman"/>
-          <w:sz w:val="26"/>
-          <w:szCs w:val="26"/>
-          <w:b/>
-        </w:rPr>
-        <w:t xml:space="preserve"/>
-      </w:r>
-    </w:p>
-    <w:p>
-      <w:pPr>
-        <w:jc w:val="center"/>
-      </w:pPr>
-      <w:r>
-        <w:rPr>
-          <w:rFonts w:ascii="Times New Roman" w:hAnsi="Times New Roman" w:cs="Times New Roman"/>
-          <w:sz w:val="26"/>
-          <w:szCs w:val="26"/>
-          <w:b/>
-        </w:rPr>
-        <w:t xml:space="preserve"/>
-      </w:r>
-    </w:p>
-    <w:p>
-      <w:pPr>
-        <w:jc w:val="center"/>
-      </w:pPr>
-      <w:r>
-        <w:rPr>
-          <w:rFonts w:ascii="Times New Roman" w:hAnsi="Times New Roman" w:cs="Times New Roman"/>
-          <w:sz w:val="26"/>
-          <w:szCs w:val="26"/>
-          <w:b/>
+        <w:jc w:val="center"/>
+      </w:pPr>
+      <w:r>
+        <w:rPr>
+          <w:rFonts w:ascii="Times New Roman" w:hAnsi="Times New Roman" w:cs="Times New Roman"/>
+          <w:b/>
+          <w:sz w:val="26"/>
+          <w:szCs w:val="26"/>
+        </w:rPr>
+        <w:t xml:space="preserve"/>
+      </w:r>
+    </w:p>
+    <w:p>
+      <w:pPr>
+        <w:jc w:val="center"/>
+      </w:pPr>
+      <w:r>
+        <w:rPr>
+          <w:rFonts w:ascii="Times New Roman" w:hAnsi="Times New Roman" w:cs="Times New Roman"/>
+          <w:b/>
+          <w:sz w:val="26"/>
+          <w:szCs w:val="26"/>
+        </w:rPr>
+        <w:t xml:space="preserve"/>
+      </w:r>
+    </w:p>
+    <w:p>
+      <w:pPr>
+        <w:jc w:val="center"/>
+      </w:pPr>
+      <w:r>
+        <w:rPr>
+          <w:rFonts w:ascii="Times New Roman" w:hAnsi="Times New Roman" w:cs="Times New Roman"/>
+          <w:b/>
+          <w:sz w:val="26"/>
+          <w:szCs w:val="26"/>
+        </w:rPr>
+        <w:t xml:space="preserve"/>
+      </w:r>
+    </w:p>
+    <w:p>
+      <w:pPr>
+        <w:jc w:val="center"/>
+      </w:pPr>
+      <w:r>
+        <w:rPr>
+          <w:rFonts w:ascii="Times New Roman" w:hAnsi="Times New Roman" w:cs="Times New Roman"/>
+          <w:b/>
+          <w:sz w:val="26"/>
+          <w:szCs w:val="26"/>
         </w:rPr>
         <w:t xml:space="preserve"> </w:t>
       </w:r>
       <w:r>
         <w:rPr>
           <w:rFonts w:ascii="Times New Roman" w:hAnsi="Times New Roman" w:cs="Times New Roman"/>
-          <w:sz w:val="28"/>
-          <w:szCs w:val="28"/>
-          <w:b/>
+          <w:b/>
+          <w:sz w:val="28"/>
+          <w:szCs w:val="28"/>
         </w:rPr>
         <w:t xml:space="preserve">{{GIAM_DOC_KY}}</w:t>
       </w:r>
@@ -833,9 +833,9 @@
       <w:r>
         <w:rPr>
           <w:rFonts w:ascii="Times New Roman" w:hAnsi="Times New Roman" w:cs="Times New Roman"/>
-          <w:sz w:val="26"/>
-          <w:szCs w:val="26"/>
-          <w:i/>
+          <w:i/>
+          <w:sz w:val="26"/>
+          <w:szCs w:val="26"/>
         </w:rPr>
         <w:t xml:space="preserve"/>
         <w:br w:type="page"/>
@@ -844,159 +844,154 @@
       <w:r>
         <w:rPr>
           <w:rFonts w:ascii="Times New Roman" w:hAnsi="Times New Roman" w:cs="Times New Roman"/>
-          <w:sz w:val="28"/>
-          <w:szCs w:val="28"/>
-          <w:b/>
+          <w:b/>
+          <w:sz w:val="28"/>
+          <w:szCs w:val="28"/>
         </w:rPr>
         <w:t xml:space="preserve">PHỤ LỤC</w:t>
       </w:r>
-    </w:p>
-    <w:p>
-      <w:pPr>
-        <w:jc w:val="center"/>
-      </w:pPr>
-      <w:r>
-        <w:rPr>
-          <w:rFonts w:ascii="Times New Roman" w:hAnsi="Times New Roman" w:cs="Times New Roman"/>
-          <w:sz w:val="28"/>
-          <w:szCs w:val="28"/>
-          <w:b/>
+      <w:r>
+        <w:rPr>
+          <w:rFonts w:ascii="Times New Roman" w:hAnsi="Times New Roman" w:cs="Times New Roman"/>
+          <w:b/>
+          <w:sz w:val="28"/>
+          <w:szCs w:val="28"/>
         </w:rPr>
         <w:t xml:space="preserve">Danh mục, số lượng, tiêu chí kỹ thuật cơ bản của hạng mục: </w:t>
       </w:r>
     </w:p>
     <w:p>
       <w:pPr>
-        <w:jc w:val="center"/>
+        <w:spacing w:before="40"/>
         <w:ind w:left="720"/>
+        <w:jc w:val="center"/>
+      </w:pPr>
+      <w:r>
+        <w:rPr>
+          <w:rFonts w:ascii="Times New Roman" w:hAnsi="Times New Roman" w:cs="Times New Roman"/>
+          <w:b/>
+          <w:sz w:val="28"/>
+          <w:szCs w:val="28"/>
+        </w:rPr>
+        <w:t xml:space="preserve">Mua sắm băng ghim và dụng cụ cắt khâu nối dùng trong phẫu thuật phục vụ công tác chuyên môn tại Bệnh viện đa khoa tỉnh Phú Thọ </w:t>
+      </w:r>
+    </w:p>
+    <w:p>
+      <w:pPr>
         <w:spacing w:before="40"/>
-      </w:pPr>
-      <w:r>
-        <w:rPr>
-          <w:rFonts w:ascii="Times New Roman" w:hAnsi="Times New Roman" w:cs="Times New Roman"/>
-          <w:sz w:val="28"/>
-          <w:szCs w:val="28"/>
-          <w:b/>
-        </w:rPr>
-        <w:t xml:space="preserve">Mua sắm băng ghim và dụng cụ cắt khâu nối dùng trong phẫu thuật phục vụ công tác chuyên môn tại Bệnh viện đa khoa tỉnh Phú Thọ </w:t>
-      </w:r>
-    </w:p>
-    <w:p>
-      <w:pPr>
-        <w:jc w:val="center"/>
         <w:ind w:left="720"/>
+        <w:jc w:val="center"/>
+      </w:pPr>
+      <w:r>
+        <w:rPr>
+          <w:rFonts w:ascii="Times New Roman" w:hAnsi="Times New Roman" w:cs="Times New Roman"/>
+          <w:i/>
+          <w:sz w:val="28"/>
+          <w:szCs w:val="28"/>
+        </w:rPr>
+        <w:t xml:space="preserve">(Kèm theo Quyết định số     /QĐ-BV ngày {{NGAY_QD_DANH_MUC_TCKT}} của Giám đốc Bệnh viện đa khoa tỉnh Phú Thọ)</w:t>
+      </w:r>
+    </w:p>
+    <w:p>
+      <w:pPr>
         <w:spacing w:before="40"/>
       </w:pPr>
       <w:r>
         <w:rPr>
           <w:rFonts w:ascii="Times New Roman" w:hAnsi="Times New Roman" w:cs="Times New Roman"/>
-          <w:sz w:val="28"/>
-          <w:szCs w:val="28"/>
-          <w:i/>
-        </w:rPr>
-        <w:t xml:space="preserve">(Kèm theo Quyết định số     /QĐ-BV ngày {{NGAY_QD_DANH_MUC_TCKT}} của Giám đốc Bệnh viện đa khoa tỉnh Phú Thọ)</w:t>
-      </w:r>
-    </w:p>
-    <w:p>
-      <w:pPr>
-        <w:spacing w:before="40"/>
-      </w:pPr>
-      <w:r>
-        <w:rPr>
-          <w:rFonts w:ascii="Times New Roman" w:hAnsi="Times New Roman" w:cs="Times New Roman"/>
+          <w:i/>
           <w:sz w:val="10"/>
           <w:szCs w:val="10"/>
-          <w:i/>
-        </w:rPr>
-        <w:t xml:space="preserve"/>
-      </w:r>
-    </w:p>
-    <w:p>
-      <w:pPr>
-        <w:jc w:val="center"/>
+        </w:rPr>
+        <w:t xml:space="preserve"/>
+      </w:r>
+    </w:p>
+    <w:p>
+      <w:pPr>
         <w:spacing w:before="40" w:after="40"/>
-      </w:pPr>
-      <w:r>
-        <w:rPr>
-          <w:rFonts w:ascii="Times New Roman" w:hAnsi="Times New Roman" w:cs="Times New Roman"/>
-          <w:sz w:val="26"/>
-          <w:szCs w:val="26"/>
-          <w:b/>
+        <w:jc w:val="center"/>
+      </w:pPr>
+      <w:r>
+        <w:rPr>
+          <w:rFonts w:ascii="Times New Roman" w:hAnsi="Times New Roman" w:cs="Times New Roman"/>
+          <w:b/>
+          <w:sz w:val="26"/>
+          <w:szCs w:val="26"/>
         </w:rPr>
         <w:t xml:space="preserve">TT</w:t>
       </w:r>
     </w:p>
     <w:p>
       <w:pPr>
-        <w:jc w:val="center"/>
         <w:spacing w:before="40" w:after="40"/>
-      </w:pPr>
-      <w:r>
-        <w:rPr>
-          <w:rFonts w:ascii="Times New Roman" w:hAnsi="Times New Roman" w:cs="Times New Roman"/>
-          <w:sz w:val="26"/>
-          <w:szCs w:val="26"/>
-          <w:b/>
+        <w:jc w:val="center"/>
+      </w:pPr>
+      <w:r>
+        <w:rPr>
+          <w:rFonts w:ascii="Times New Roman" w:hAnsi="Times New Roman" w:cs="Times New Roman"/>
+          <w:b/>
+          <w:sz w:val="26"/>
+          <w:szCs w:val="26"/>
         </w:rPr>
         <w:t xml:space="preserve">Tên vật tư y tế </w:t>
       </w:r>
     </w:p>
     <w:p>
       <w:pPr>
-        <w:jc w:val="center"/>
         <w:spacing w:before="40" w:after="40"/>
-      </w:pPr>
-      <w:r>
-        <w:rPr>
-          <w:rFonts w:ascii="Times New Roman" w:hAnsi="Times New Roman" w:cs="Times New Roman"/>
-          <w:sz w:val="26"/>
-          <w:szCs w:val="26"/>
-          <w:b/>
+        <w:jc w:val="center"/>
+      </w:pPr>
+      <w:r>
+        <w:rPr>
+          <w:rFonts w:ascii="Times New Roman" w:hAnsi="Times New Roman" w:cs="Times New Roman"/>
+          <w:b/>
+          <w:sz w:val="26"/>
+          <w:szCs w:val="26"/>
         </w:rPr>
         <w:t xml:space="preserve">Tiêu chí kỹ thuật</w:t>
       </w:r>
     </w:p>
     <w:p>
       <w:pPr>
-        <w:jc w:val="center"/>
         <w:spacing w:before="40" w:after="40"/>
-      </w:pPr>
-      <w:r>
-        <w:rPr>
-          <w:rFonts w:ascii="Times New Roman" w:hAnsi="Times New Roman" w:cs="Times New Roman"/>
-          <w:sz w:val="26"/>
-          <w:szCs w:val="26"/>
-          <w:b/>
+        <w:jc w:val="center"/>
+      </w:pPr>
+      <w:r>
+        <w:rPr>
+          <w:rFonts w:ascii="Times New Roman" w:hAnsi="Times New Roman" w:cs="Times New Roman"/>
+          <w:b/>
+          <w:sz w:val="26"/>
+          <w:szCs w:val="26"/>
         </w:rPr>
         <w:t xml:space="preserve">Quy cách</w:t>
       </w:r>
     </w:p>
     <w:p>
       <w:pPr>
-        <w:jc w:val="center"/>
         <w:spacing w:before="40" w:after="40"/>
-      </w:pPr>
-      <w:r>
-        <w:rPr>
-          <w:rFonts w:ascii="Times New Roman" w:hAnsi="Times New Roman" w:cs="Times New Roman"/>
-          <w:sz w:val="26"/>
-          <w:szCs w:val="26"/>
-          <w:b/>
+        <w:jc w:val="center"/>
+      </w:pPr>
+      <w:r>
+        <w:rPr>
+          <w:rFonts w:ascii="Times New Roman" w:hAnsi="Times New Roman" w:cs="Times New Roman"/>
+          <w:b/>
+          <w:sz w:val="26"/>
+          <w:szCs w:val="26"/>
         </w:rPr>
         <w:t xml:space="preserve">Đơn vị tính</w:t>
       </w:r>
     </w:p>
     <w:p>
       <w:pPr>
-        <w:jc w:val="center"/>
         <w:spacing w:before="40" w:after="40"/>
-      </w:pPr>
-      <w:r>
-        <w:rPr>
-          <w:rFonts w:ascii="Times New Roman" w:hAnsi="Times New Roman" w:cs="Times New Roman"/>
-          <w:sz w:val="26"/>
-          <w:szCs w:val="26"/>
-          <w:b/>
+        <w:jc w:val="center"/>
+      </w:pPr>
+      <w:r>
+        <w:rPr>
+          <w:rFonts w:ascii="Times New Roman" w:hAnsi="Times New Roman" w:cs="Times New Roman"/>
+          <w:b/>
+          <w:sz w:val="26"/>
+          <w:szCs w:val="26"/>
         </w:rPr>
         <w:t xml:space="preserve">Số lượng</w:t>
       </w:r>
@@ -1008,9 +1003,9 @@
       <w:r>
         <w:rPr>
           <w:rFonts w:ascii="Times New Roman" w:hAnsi="Times New Roman" w:cs="Times New Roman"/>
-          <w:sz w:val="26"/>
-          <w:szCs w:val="26"/>
           <w:color w:val="000000"/>
+          <w:sz w:val="26"/>
+          <w:szCs w:val="26"/>
         </w:rPr>
         <w:t xml:space="preserve">1</w:t>
       </w:r>
@@ -1038,11 +1033,6 @@
         </w:rPr>
         <w:t xml:space="preserve">{{VT_1_TCKT}}</w:t>
       </w:r>
-    </w:p>
-    <w:p>
-      <w:pPr>
-        <w:jc w:val="center"/>
-      </w:pPr>
       <w:r>
         <w:rPr>
           <w:rFonts w:ascii="Times New Roman" w:hAnsi="Times New Roman" w:cs="Times New Roman"/>
@@ -1059,9 +1049,9 @@
       <w:r>
         <w:rPr>
           <w:rFonts w:ascii="Times New Roman" w:hAnsi="Times New Roman" w:cs="Times New Roman"/>
-          <w:sz w:val="26"/>
-          <w:szCs w:val="26"/>
           <w:color w:val="000000"/>
+          <w:sz w:val="26"/>
+          <w:szCs w:val="26"/>
         </w:rPr>
         <w:t xml:space="preserve">Cái</w:t>
       </w:r>
@@ -1073,9 +1063,9 @@
       <w:r>
         <w:rPr>
           <w:rFonts w:ascii="Times New Roman" w:hAnsi="Times New Roman" w:cs="Times New Roman"/>
-          <w:sz w:val="26"/>
-          <w:szCs w:val="26"/>
           <w:color w:val="000000"/>
+          <w:sz w:val="26"/>
+          <w:szCs w:val="26"/>
         </w:rPr>
         <w:t xml:space="preserve">110</w:t>
       </w:r>
@@ -1087,9 +1077,9 @@
       <w:r>
         <w:rPr>
           <w:rFonts w:ascii="Times New Roman" w:hAnsi="Times New Roman" w:cs="Times New Roman"/>
-          <w:sz w:val="26"/>
-          <w:szCs w:val="26"/>
           <w:color w:val="000000"/>
+          <w:sz w:val="26"/>
+          <w:szCs w:val="26"/>
         </w:rPr>
         <w:t xml:space="preserve">2</w:t>
       </w:r>
@@ -1117,11 +1107,6 @@
         </w:rPr>
         <w:t xml:space="preserve">{{VT_2_TCKT}}</w:t>
       </w:r>
-    </w:p>
-    <w:p>
-      <w:pPr>
-        <w:jc w:val="center"/>
-      </w:pPr>
       <w:r>
         <w:rPr>
           <w:rFonts w:ascii="Times New Roman" w:hAnsi="Times New Roman" w:cs="Times New Roman"/>
@@ -1138,9 +1123,9 @@
       <w:r>
         <w:rPr>
           <w:rFonts w:ascii="Times New Roman" w:hAnsi="Times New Roman" w:cs="Times New Roman"/>
-          <w:sz w:val="26"/>
-          <w:szCs w:val="26"/>
           <w:color w:val="000000"/>
+          <w:sz w:val="26"/>
+          <w:szCs w:val="26"/>
         </w:rPr>
         <w:t xml:space="preserve"> Cái</w:t>
       </w:r>
@@ -1152,9 +1137,9 @@
       <w:r>
         <w:rPr>
           <w:rFonts w:ascii="Times New Roman" w:hAnsi="Times New Roman" w:cs="Times New Roman"/>
-          <w:sz w:val="26"/>
-          <w:szCs w:val="26"/>
           <w:color w:val="000000"/>
+          <w:sz w:val="26"/>
+          <w:szCs w:val="26"/>
         </w:rPr>
         <w:t xml:space="preserve">20</w:t>
       </w:r>
@@ -1166,9 +1151,9 @@
       <w:r>
         <w:rPr>
           <w:rFonts w:ascii="Times New Roman" w:hAnsi="Times New Roman" w:cs="Times New Roman"/>
-          <w:sz w:val="26"/>
-          <w:szCs w:val="26"/>
           <w:color w:val="000000"/>
+          <w:sz w:val="26"/>
+          <w:szCs w:val="26"/>
         </w:rPr>
         <w:t xml:space="preserve">3</w:t>
       </w:r>
@@ -1196,11 +1181,6 @@
         </w:rPr>
         <w:t xml:space="preserve">{{VT_3_TCKT}}</w:t>
       </w:r>
-    </w:p>
-    <w:p>
-      <w:pPr>
-        <w:jc w:val="center"/>
-      </w:pPr>
       <w:r>
         <w:rPr>
           <w:rFonts w:ascii="Times New Roman" w:hAnsi="Times New Roman" w:cs="Times New Roman"/>
@@ -1217,9 +1197,9 @@
       <w:r>
         <w:rPr>
           <w:rFonts w:ascii="Times New Roman" w:hAnsi="Times New Roman" w:cs="Times New Roman"/>
-          <w:sz w:val="26"/>
-          <w:szCs w:val="26"/>
           <w:color w:val="000000"/>
+          <w:sz w:val="26"/>
+          <w:szCs w:val="26"/>
         </w:rPr>
         <w:t xml:space="preserve">Cái</w:t>
       </w:r>
@@ -1231,9 +1211,9 @@
       <w:r>
         <w:rPr>
           <w:rFonts w:ascii="Times New Roman" w:hAnsi="Times New Roman" w:cs="Times New Roman"/>
-          <w:sz w:val="26"/>
-          <w:szCs w:val="26"/>
           <w:color w:val="000000"/>
+          <w:sz w:val="26"/>
+          <w:szCs w:val="26"/>
         </w:rPr>
         <w:t xml:space="preserve">05</w:t>
       </w:r>
@@ -1245,9 +1225,9 @@
       <w:r>
         <w:rPr>
           <w:rFonts w:ascii="Times New Roman" w:hAnsi="Times New Roman" w:cs="Times New Roman"/>
-          <w:sz w:val="26"/>
-          <w:szCs w:val="26"/>
           <w:color w:val="000000"/>
+          <w:sz w:val="26"/>
+          <w:szCs w:val="26"/>
         </w:rPr>
         <w:t xml:space="preserve">4</w:t>
       </w:r>
@@ -1275,11 +1255,6 @@
         </w:rPr>
         <w:t xml:space="preserve">{{VT_4_TCKT}}</w:t>
       </w:r>
-    </w:p>
-    <w:p>
-      <w:pPr>
-        <w:jc w:val="center"/>
-      </w:pPr>
       <w:r>
         <w:rPr>
           <w:rFonts w:ascii="Times New Roman" w:hAnsi="Times New Roman" w:cs="Times New Roman"/>
@@ -1296,9 +1271,9 @@
       <w:r>
         <w:rPr>
           <w:rFonts w:ascii="Times New Roman" w:hAnsi="Times New Roman" w:cs="Times New Roman"/>
-          <w:sz w:val="26"/>
-          <w:szCs w:val="26"/>
           <w:color w:val="000000"/>
+          <w:sz w:val="26"/>
+          <w:szCs w:val="26"/>
         </w:rPr>
         <w:t xml:space="preserve">Cái</w:t>
       </w:r>
@@ -1310,9 +1285,9 @@
       <w:r>
         <w:rPr>
           <w:rFonts w:ascii="Times New Roman" w:hAnsi="Times New Roman" w:cs="Times New Roman"/>
-          <w:sz w:val="26"/>
-          <w:szCs w:val="26"/>
           <w:color w:val="000000"/>
+          <w:sz w:val="26"/>
+          <w:szCs w:val="26"/>
         </w:rPr>
         <w:t xml:space="preserve">262</w:t>
       </w:r>
@@ -1324,9 +1299,9 @@
       <w:r>
         <w:rPr>
           <w:rFonts w:ascii="Times New Roman" w:hAnsi="Times New Roman" w:cs="Times New Roman"/>
-          <w:sz w:val="26"/>
-          <w:szCs w:val="26"/>
-          <w:i/>
+          <w:i/>
+          <w:sz w:val="26"/>
+          <w:szCs w:val="26"/>
         </w:rPr>
         <w:t xml:space="preserve"/>
       </w:r>
@@ -1341,6 +1316,83 @@
         </w:rPr>
         <w:t xml:space="preserve"/>
       </w:r>
+      <w:r>
+        <w:rPr>
+          <w:rFonts w:ascii="Times New Roman" w:hAnsi="Times New Roman" w:cs="Times New Roman"/>
+          <w:sz w:val="28"/>
+          <w:szCs w:val="28"/>
+        </w:rPr>
+        <w:t xml:space="preserve"/>
+      </w:r>
+      <w:r>
+        <w:rPr>
+          <w:rFonts w:ascii="Times New Roman" w:hAnsi="Times New Roman" w:cs="Times New Roman"/>
+          <w:sz w:val="28"/>
+          <w:szCs w:val="28"/>
+        </w:rPr>
+        <w:t xml:space="preserve"/>
+      </w:r>
+      <w:r>
+        <w:rPr>
+          <w:rFonts w:ascii="Times New Roman" w:hAnsi="Times New Roman" w:cs="Times New Roman"/>
+          <w:sz w:val="28"/>
+          <w:szCs w:val="28"/>
+        </w:rPr>
+        <w:t xml:space="preserve"/>
+      </w:r>
+      <w:r>
+        <w:rPr>
+          <w:rFonts w:ascii="Times New Roman" w:hAnsi="Times New Roman" w:cs="Times New Roman"/>
+          <w:sz w:val="28"/>
+          <w:szCs w:val="28"/>
+        </w:rPr>
+        <w:t xml:space="preserve"/>
+      </w:r>
+      <w:r>
+        <w:rPr>
+          <w:rFonts w:ascii="Times New Roman" w:hAnsi="Times New Roman" w:cs="Times New Roman"/>
+          <w:sz w:val="28"/>
+          <w:szCs w:val="28"/>
+        </w:rPr>
+        <w:t xml:space="preserve"/>
+      </w:r>
+      <w:r>
+        <w:rPr>
+          <w:rFonts w:ascii="Times New Roman" w:hAnsi="Times New Roman" w:cs="Times New Roman"/>
+          <w:sz w:val="28"/>
+          <w:szCs w:val="28"/>
+        </w:rPr>
+        <w:t xml:space="preserve"/>
+      </w:r>
+      <w:r>
+        <w:rPr>
+          <w:rFonts w:ascii="Times New Roman" w:hAnsi="Times New Roman" w:cs="Times New Roman"/>
+          <w:sz w:val="28"/>
+          <w:szCs w:val="28"/>
+        </w:rPr>
+        <w:t xml:space="preserve"/>
+      </w:r>
+      <w:r>
+        <w:rPr>
+          <w:rFonts w:ascii="Times New Roman" w:hAnsi="Times New Roman" w:cs="Times New Roman"/>
+          <w:sz w:val="28"/>
+          <w:szCs w:val="28"/>
+        </w:rPr>
+        <w:t xml:space="preserve"/>
+      </w:r>
+    </w:p>
+    <w:p>
+      <w:pPr>
+        <w:jc w:val="center"/>
+      </w:pPr>
+      <w:r>
+        <w:rPr>
+          <w:rFonts w:ascii="Times New Roman" w:hAnsi="Times New Roman" w:cs="Times New Roman"/>
+          <w:sz w:val="28"/>
+          <w:szCs w:val="28"/>
+        </w:rPr>
+        <w:t xml:space="preserve"> PAGE   \* MERGEFORMAT 5</w:t>
+      </w:r>
     </w:p>
     <w:p>
       <w:pPr/>
@@ -1352,6 +1404,22 @@
         </w:rPr>
         <w:t xml:space="preserve"/>
       </w:r>
+      <w:r>
+        <w:rPr>
+          <w:rFonts w:ascii="Times New Roman" w:hAnsi="Times New Roman" w:cs="Times New Roman"/>
+          <w:sz w:val="28"/>
+          <w:szCs w:val="28"/>
+        </w:rPr>
+        <w:t xml:space="preserve"/>
+      </w:r>
+      <w:r>
+        <w:rPr>
+          <w:rFonts w:ascii="Times New Roman" w:hAnsi="Times New Roman" w:cs="Times New Roman"/>
+          <w:sz w:val="28"/>
+          <w:szCs w:val="28"/>
+        </w:rPr>
+        <w:t xml:space="preserve"/>
+      </w:r>
     </w:p>
     <w:p>
       <w:pPr/>
@@ -1363,166 +1431,28 @@
         </w:rPr>
         <w:t xml:space="preserve"/>
       </w:r>
-    </w:p>
-    <w:p>
-      <w:pPr/>
-      <w:r>
-        <w:rPr>
-          <w:rFonts w:ascii="Times New Roman" w:hAnsi="Times New Roman" w:cs="Times New Roman"/>
-          <w:sz w:val="28"/>
-          <w:szCs w:val="28"/>
-        </w:rPr>
-        <w:t xml:space="preserve"/>
-      </w:r>
-    </w:p>
-    <w:p>
-      <w:pPr/>
-      <w:r>
-        <w:rPr>
-          <w:rFonts w:ascii="Times New Roman" w:hAnsi="Times New Roman" w:cs="Times New Roman"/>
-          <w:sz w:val="28"/>
-          <w:szCs w:val="28"/>
-        </w:rPr>
-        <w:t xml:space="preserve"/>
-      </w:r>
-    </w:p>
-    <w:p>
-      <w:pPr/>
-      <w:r>
-        <w:rPr>
-          <w:rFonts w:ascii="Times New Roman" w:hAnsi="Times New Roman" w:cs="Times New Roman"/>
-          <w:sz w:val="28"/>
-          <w:szCs w:val="28"/>
-        </w:rPr>
-        <w:t xml:space="preserve"/>
-      </w:r>
-    </w:p>
-    <w:p>
-      <w:pPr/>
-      <w:r>
-        <w:rPr>
-          <w:rFonts w:ascii="Times New Roman" w:hAnsi="Times New Roman" w:cs="Times New Roman"/>
-          <w:sz w:val="28"/>
-          <w:szCs w:val="28"/>
-        </w:rPr>
-        <w:t xml:space="preserve"/>
-      </w:r>
-    </w:p>
-    <w:p>
-      <w:pPr/>
-      <w:r>
-        <w:rPr>
-          <w:rFonts w:ascii="Times New Roman" w:hAnsi="Times New Roman" w:cs="Times New Roman"/>
-          <w:sz w:val="28"/>
-          <w:szCs w:val="28"/>
-        </w:rPr>
-        <w:t xml:space="preserve"/>
-      </w:r>
-    </w:p>
-    <w:p>
-      <w:pPr>
-        <w:jc w:val="center"/>
-      </w:pPr>
-      <w:r>
-        <w:rPr>
-          <w:rFonts w:ascii="Times New Roman" w:hAnsi="Times New Roman" w:cs="Times New Roman"/>
-          <w:sz w:val="28"/>
-          <w:szCs w:val="28"/>
-        </w:rPr>
-        <w:t xml:space="preserve"/>
-      </w:r>
-    </w:p>
-    <w:p>
-      <w:pPr>
-        <w:jc w:val="center"/>
-      </w:pPr>
-      <w:r>
-        <w:rPr>
-          <w:rFonts w:ascii="Times New Roman" w:hAnsi="Times New Roman" w:cs="Times New Roman"/>
-          <w:sz w:val="28"/>
-          <w:szCs w:val="28"/>
-        </w:rPr>
-        <w:t xml:space="preserve"> PAGE   \* MERGEFORMAT 5</w:t>
-      </w:r>
-    </w:p>
-    <w:p>
-      <w:pPr/>
-      <w:r>
-        <w:rPr>
-          <w:rFonts w:ascii="Times New Roman" w:hAnsi="Times New Roman" w:cs="Times New Roman"/>
-          <w:sz w:val="28"/>
-          <w:szCs w:val="28"/>
-        </w:rPr>
-        <w:t xml:space="preserve"/>
-      </w:r>
-    </w:p>
-    <w:p>
-      <w:pPr/>
-      <w:r>
-        <w:rPr>
-          <w:rFonts w:ascii="Times New Roman" w:hAnsi="Times New Roman" w:cs="Times New Roman"/>
-          <w:sz w:val="28"/>
-          <w:szCs w:val="28"/>
-        </w:rPr>
-        <w:t xml:space="preserve"/>
-      </w:r>
-    </w:p>
-    <w:p>
-      <w:pPr>
-        <w:jc w:val="center"/>
-      </w:pPr>
-      <w:r>
-        <w:rPr>
-          <w:rFonts w:ascii="Times New Roman" w:hAnsi="Times New Roman" w:cs="Times New Roman"/>
-          <w:sz w:val="28"/>
-          <w:szCs w:val="28"/>
-        </w:rPr>
-        <w:t xml:space="preserve"/>
-      </w:r>
-    </w:p>
-    <w:p>
-      <w:pPr/>
-      <w:r>
-        <w:rPr>
-          <w:rFonts w:ascii="Times New Roman" w:hAnsi="Times New Roman" w:cs="Times New Roman"/>
-          <w:sz w:val="28"/>
-          <w:szCs w:val="28"/>
-        </w:rPr>
-        <w:t xml:space="preserve"/>
-      </w:r>
-    </w:p>
-    <w:p>
-      <w:pPr/>
-      <w:r>
-        <w:rPr>
-          <w:rFonts w:ascii="Times New Roman" w:hAnsi="Times New Roman" w:cs="Times New Roman"/>
-          <w:sz w:val="28"/>
-          <w:szCs w:val="28"/>
-        </w:rPr>
-        <w:t xml:space="preserve"/>
-      </w:r>
-    </w:p>
-    <w:p>
-      <w:pPr/>
-      <w:r>
-        <w:rPr>
-          <w:rFonts w:ascii="Times New Roman" w:hAnsi="Times New Roman" w:cs="Times New Roman"/>
-          <w:sz w:val="28"/>
-          <w:szCs w:val="28"/>
-        </w:rPr>
-        <w:t xml:space="preserve"/>
-      </w:r>
-    </w:p>
-    <w:p>
-      <w:pPr>
-        <w:spacing w:before="40" w:after="60"/>
-      </w:pPr>
-      <w:r>
-        <w:rPr>
-          <w:rFonts w:ascii="Times New Roman" w:hAnsi="Times New Roman" w:cs="Times New Roman"/>
-          <w:sz w:val="26"/>
-          <w:szCs w:val="26"/>
-          <w:i/>
+      <w:r>
+        <w:rPr>
+          <w:rFonts w:ascii="Times New Roman" w:hAnsi="Times New Roman" w:cs="Times New Roman"/>
+          <w:sz w:val="28"/>
+          <w:szCs w:val="28"/>
+        </w:rPr>
+        <w:t xml:space="preserve"/>
+      </w:r>
+      <w:r>
+        <w:rPr>
+          <w:rFonts w:ascii="Times New Roman" w:hAnsi="Times New Roman" w:cs="Times New Roman"/>
+          <w:sz w:val="28"/>
+          <w:szCs w:val="28"/>
+        </w:rPr>
+        <w:t xml:space="preserve"/>
+      </w:r>
+      <w:r>
+        <w:rPr>
+          <w:rFonts w:ascii="Times New Roman" w:hAnsi="Times New Roman" w:cs="Times New Roman"/>
+          <w:i/>
+          <w:sz w:val="26"/>
+          <w:szCs w:val="26"/>
         </w:rPr>
         <w:t xml:space="preserve"/>
       </w:r>

--- a/skills/phong-vattu/assets/qd-phe-duyet-danh-muc-tckt.docx
+++ b/skills/phong-vattu/assets/qd-phe-duyet-danh-muc-tckt.docx
@@ -1,5 +1,40 @@
 
-<file path=word/document.xml><?xml version="1.0" encoding="utf-8"?>
+<file path=./[Content_Types].xml><?xml version="1.0" encoding="utf-8"?>
+<Types xmlns="http://schemas.openxmlformats.org/package/2006/content-types">
+  <Default Extension="rels" ContentType="application/vnd.openxmlformats-package.relationships+xml"/>
+  <Default Extension="xml" ContentType="application/xml"/>
+  <Override PartName="/word/document.xml" ContentType="application/vnd.openxmlformats-officedocument.wordprocessingml.document.main+xml"/>
+  <Override PartName="/word/theme/theme1.xml" ContentType="application/vnd.openxmlformats-officedocument.theme+xml"/>
+  <Override PartName="/docProps/core.xml" ContentType="application/vnd.openxmlformats-package.core-properties+xml"/>
+  <Override PartName="/docProps/app.xml" ContentType="application/vnd.openxmlformats-officedocument.extended-properties+xml"/>
+</Types>
+</file>
+
+<file path=./docProps/app.xml><?xml version="1.0" encoding="utf-8"?>
+<Properties xmlns="http://schemas.openxmlformats.org/officeDocument/2006/extended-properties" xmlns:vt="http://schemas.openxmlformats.org/officeDocument/2006/docPropsVTypes">
+  <Company>Microsoft</Company>
+</Properties>
+</file>
+
+<file path=./docProps/core.xml><?xml version="1.0" encoding="utf-8"?>
+<cp:coreProperties xmlns:cp="http://schemas.openxmlformats.org/package/2006/metadata/core-properties" xmlns:dc="http://purl.org/dc/elements/1.1/" xmlns:dcterms="http://purl.org/dc/terms/" xmlns:dcmitype="http://purl.org/dc/dcmitype/" xmlns:xsi="http://www.w3.org/2001/XMLSchema-instance">
+  <dc:title>SỞ Y TẾ PHÚ THỌ                       CỘNG HOÀ XÃ HỘI CHỦ NGHĨA VIỆT NAM    BỆNH VIỆN ĐA KHOA TỈNH                              Độc lập - Tự do - Hạnh phúc</dc:title>
+  <dc:subject/>
+  <dc:creator>WINXP_SP3</dc:creator>
+  <cp:keywords/>
+  <cp:lastModifiedBy>MY</cp:lastModifiedBy>
+  <dcterms:created>2023-09-08T08:05:00Z</dcterms:created>
+  <dcterms:modified>2023-09-08T08:05:00Z</dcterms:modified>
+</cp:coreProperties>
+</file>
+
+<file path=./docProps/meta.xml><?xml version="1.0" encoding="utf-8"?>
+<meta xmlns="http://schemas.apple.com/cocoa/2006/metadata">
+  <generator>CocoaOOXMLWriter/2757.5</generator>
+</meta>
+</file>
+
+<file path=./word/document.xml><?xml version="1.0" encoding="utf-8"?>
 <w:document xmlns:w="http://schemas.openxmlformats.org/wordprocessingml/2006/main">
   <w:body>
     <w:p>
@@ -1465,7 +1500,7 @@
 </w:document>
 </file>
 
-<file path=word/theme/theme1.xml><?xml version="1.0" encoding="utf-8"?>
+<file path=./word/theme/theme1.xml><?xml version="1.0" encoding="utf-8"?>
 <a:theme xmlns:a="http://schemas.openxmlformats.org/drawingml/2006/main" name="Default Theme">
   <a:themeElements>
     <a:clrScheme name="Default">

--- a/skills/phong-vattu/assets/qd-phe-duyet-danh-muc-tckt.docx
+++ b/skills/phong-vattu/assets/qd-phe-duyet-danh-muc-tckt.docx
@@ -49,7 +49,7 @@
                 <w:sz w:val="26"/>
                 <w:szCs w:val="26"/>
               </w:rPr>
-              <w:t>SỞ Y TẾ PHÚ THỌ</w:t>
+              <w:t xml:space="preserve">SỞ Y TẾ PHÚ THỌ</w:t>
             </w:r>
           </w:p>
           <w:p>
@@ -70,7 +70,7 @@
                 <w:sz w:val="26"/>
                 <w:szCs w:val="26"/>
               </w:rPr>
-              <w:t>BỆNH VIỆN ĐA KHOA TỈNH</w:t>
+              <w:t xml:space="preserve">BỆNH VIỆN ĐA KHOA TỈNH</w:t>
             </w:r>
           </w:p>
           <w:p>
@@ -140,17 +140,17 @@
             </w:r>
             <w:r>
               <w:rPr/>
-              <w:t>Số:</w:t>
-            </w:r>
-            <w:r>
-              <w:rPr>
-                <w:lang w:val="vi-VN"/>
-              </w:rPr>
-              <w:t xml:space="preserve">    </w:t>
+              <w:t xml:space="preserve">Số:</w:t>
+            </w:r>
+            <w:r>
+              <w:rPr>
+                <w:lang w:val="vi-VN"/>
+              </w:rPr>
+              <w:t xml:space="preserve"> </w:t>
             </w:r>
             <w:r>
               <w:rPr/>
-              <w:t>/QĐ-BV</w:t>
+              <w:t xml:space="preserve">/QĐ-BV</w:t>
             </w:r>
           </w:p>
           <w:p>
@@ -199,7 +199,7 @@
                 <w:szCs w:val="26"/>
                 <w:lang w:val="fr-FR"/>
               </w:rPr>
-              <w:t>CỘNG HOÀ XÃ HỘI CHỦ NGHĨA VIỆT NAM</w:t>
+              <w:t xml:space="preserve">CỘNG HOÀ XÃ HỘI CHỦ NGHĨA VIỆT NAM</w:t>
             </w:r>
           </w:p>
           <w:p>
@@ -272,7 +272,7 @@
                 <w:bCs/>
                 <w:szCs w:val="26"/>
               </w:rPr>
-              <w:t>Độc lập - Tự do - Hạnh phúc</w:t>
+              <w:t xml:space="preserve">Độc lập - Tự do - Hạnh phúc</w:t>
             </w:r>
           </w:p>
           <w:p>
@@ -296,7 +296,7 @@
                 <w:iCs/>
                 <w:lang w:val="vi-VN"/>
               </w:rPr>
-              <w:t>Phú Thọ</w:t>
+              <w:t xml:space="preserve">Phú Thọ</w:t>
             </w:r>
             <w:r>
               <w:rPr>
@@ -311,7 +311,7 @@
                 <w:iCs/>
                 <w:lang w:val="vi-VN"/>
               </w:rPr>
-              <w:t>25</w:t>
+              <w:t xml:space="preserve">25</w:t>
             </w:r>
             <w:r>
               <w:rPr>
@@ -340,7 +340,7 @@
           <w:b/>
           <w:bCs/>
         </w:rPr>
-        <w:t>QUYẾT ĐỊNH</w:t>
+        <w:t xml:space="preserve">QUYẾT ĐỊNH</w:t>
       </w:r>
     </w:p>
     <w:p>
@@ -385,7 +385,7 @@
           <w:bCs/>
           <w:lang w:val="vi-VN"/>
         </w:rPr>
-        <w:t>băng ghim và dụng cụ cắt khâu nối dùng trong phẫu thuật phục</w:t>
+        <w:t xml:space="preserve">băng ghim và dụng cụ cắt khâu nối dùng trong phẫu thuật phục</w:t>
       </w:r>
       <w:r>
         <w:rPr>
@@ -400,7 +400,7 @@
           <w:bCs/>
           <w:lang w:val="vi-VN"/>
         </w:rPr>
-        <w:t>công tác chuyên môn</w:t>
+        <w:t xml:space="preserve">công tác chuyên môn</w:t>
       </w:r>
       <w:r>
         <w:rPr>
@@ -422,7 +422,7 @@
           <w:b/>
           <w:bCs/>
         </w:rPr>
-        <w:t>Bệnh viện đa khoa tỉnh Phú Thọ</w:t>
+        <w:t xml:space="preserve">Bệnh viện đa khoa tỉnh Phú Thọ</w:t>
       </w:r>
     </w:p>
     <w:p>
@@ -513,7 +513,7 @@
           <w:bCs/>
           <w:lang w:val="nl-NL"/>
         </w:rPr>
-        <w:t>GIÁM ĐỐC BỆNH VIỆN ĐA KHOA TỈNH PHÚ THỌ</w:t>
+        <w:t xml:space="preserve">GIÁM ĐỐC BỆNH VIỆN ĐA KHOA TỈNH PHÚ THỌ</w:t>
       </w:r>
     </w:p>
     <w:p>
@@ -531,13 +531,13 @@
           <w:i/>
           <w:szCs w:val="26"/>
         </w:rPr>
-        <w:t>Căn cứ Luật Đấu thầu số ngày 23/06/2023, được sửa đổi bổ sung tại Luật số 57/2024/QH15 ngày 29/11/2024; Luật số 90/2025/QH15 ngày 25/6/2025</w:t>
-      </w:r>
-      <w:r>
-        <w:rPr>
-          <w:i/>
-        </w:rPr>
-        <w:t>;</w:t>
+        <w:t xml:space="preserve">Căn cứ Luật Đấu thầu số ngày 23/06/2023, được sửa đổi bổ sung tại Luật số 57/2024/QH15 ngày 29/11/2024; Luật số 90/2025/QH15 ngày 25/6/2025</w:t>
+      </w:r>
+      <w:r>
+        <w:rPr>
+          <w:i/>
+        </w:rPr>
+        <w:t xml:space="preserve">;</w:t>
       </w:r>
     </w:p>
     <w:p>
@@ -554,7 +554,7 @@
         <w:rPr>
           <w:i/>
         </w:rPr>
-        <w:t>Căn cứ Luật Khám bệnh, chữa bệnh ngày 09/01/2023;</w:t>
+        <w:t xml:space="preserve">Căn cứ Luật Khám bệnh, chữa bệnh ngày 09/01/2023;</w:t>
       </w:r>
     </w:p>
     <w:p>
@@ -571,7 +571,7 @@
         <w:rPr>
           <w:i/>
         </w:rPr>
-        <w:t>Căn cứ Luật Quản lý, sử dụng tài sản công ngày 21/6/2017;</w:t>
+        <w:t xml:space="preserve">Căn cứ Luật Quản lý, sử dụng tài sản công ngày 21/6/2017;</w:t>
       </w:r>
     </w:p>
     <w:p>
@@ -588,7 +588,7 @@
         <w:rPr>
           <w:i/>
         </w:rPr>
-        <w:t>Căn cứ Luật sửa đổi, bổ sung một số điều của Luật Quy hoạch, Luật Đầu tư, Luật Đầu tư theo phương thức đối tác công tư và Luật Đấu thầu ngày 29/11/2024;</w:t>
+        <w:t xml:space="preserve">Căn cứ Luật sửa đổi, bổ sung một số điều của Luật Quy hoạch, Luật Đầu tư, Luật Đầu tư theo phương thức đối tác công tư và Luật Đấu thầu ngày 29/11/2024;</w:t>
       </w:r>
     </w:p>
     <w:p>
@@ -606,7 +606,7 @@
         <w:rPr>
           <w:i/>
         </w:rPr>
-        <w:t>Căn cứ Luật sửa đổi bổ sung một số điều của Luật Đấu thầu, Luật Đầu tư theo phương thức đối tác công tư, Luật Hải quan, Luật Thuế giá trị gia tăng, Luật Thuế xuất khẩu, thuế nhập khẩu, Luật Đầu tư, Luật Đầu tư công, Luật Quản lý, sử dụng tài sản công ngày 25/6/2025;</w:t>
+        <w:t xml:space="preserve">Căn cứ Luật sửa đổi bổ sung một số điều của Luật Đấu thầu, Luật Đầu tư theo phương thức đối tác công tư, Luật Hải quan, Luật Thuế giá trị gia tăng, Luật Thuế xuất khẩu, thuế nhập khẩu, Luật Đầu tư, Luật Đầu tư công, Luật Quản lý, sử dụng tài sản công ngày 25/6/2025;</w:t>
       </w:r>
     </w:p>
     <w:p>
@@ -623,7 +623,7 @@
         <w:rPr>
           <w:i/>
         </w:rPr>
-        <w:t>Căn cứ Nghị định số 214/2025/NĐ-CP ngày 04/8/2025 của Chính phủ quy định chi tiết một số điều và biện pháp thi hành Luật Đấu thầu về lựa chọn nhà thầu;</w:t>
+        <w:t xml:space="preserve">Căn cứ Nghị định số 214/2025/NĐ-CP ngày 04/8/2025 của Chính phủ quy định chi tiết một số điều và biện pháp thi hành Luật Đấu thầu về lựa chọn nhà thầu;</w:t>
       </w:r>
     </w:p>
     <w:p>
@@ -641,7 +641,7 @@
           <w:i/>
           <w:iCs/>
         </w:rPr>
-        <w:t>Căn cứ Nghị định số 96/2023/NĐ-CP ngày 30/12/2023 của Chính phủ quy định chi tiết một số điều của Luật khám bệnh, chữa bệnh;</w:t>
+        <w:t xml:space="preserve">Căn cứ Nghị định số 96/2023/NĐ-CP ngày 30/12/2023 của Chính phủ quy định chi tiết một số điều của Luật khám bệnh, chữa bệnh;</w:t>
       </w:r>
     </w:p>
     <w:p>
@@ -667,14 +667,14 @@
           <w:i/>
           <w:szCs w:val="26"/>
         </w:rPr>
-        <w:t>chi tiết một số điều của Luật quản lý, sử dụng tài sản công</w:t>
+        <w:t xml:space="preserve">chi tiết một số điều của Luật quản lý, sử dụng tài sản công</w:t>
       </w:r>
       <w:r>
         <w:rPr>
           <w:rFonts w:eastAsia="Calibri"/>
           <w:i/>
         </w:rPr>
-        <w:t>;</w:t>
+        <w:t xml:space="preserve">;</w:t>
       </w:r>
       <w:r>
         <w:rPr/>
@@ -701,27 +701,27 @@
           <w:rFonts w:eastAsia="Calibri"/>
           <w:i/>
         </w:rPr>
-        <w:t xml:space="preserve">        </w:t>
-      </w:r>
-      <w:r>
-        <w:rPr>
-          <w:i/>
-        </w:rPr>
-        <w:t>Căn cứ Nghị định số 98/2021/NĐ-CP ngày 08/11/2021 của Chính phủ về quản lý trang thiết bị y tế; Thông tư số 05/2022/TT-BYT ngày 01/8/2022 của Bộ Y tế quy định chi tiết thi hành một số điều của Nghị định số 98/2021/NĐ-CP ngày 08/11/2021 của Chính phủ về quản lý trang thiết bị y tế</w:t>
-      </w:r>
-      <w:r>
-        <w:rPr>
-          <w:i/>
-          <w:iCs/>
-        </w:rPr>
-        <w:t>; Nghị định số 07/2023/NĐ-CP ngày 03/03/2023 của Chính phủ sửa đổi, bổ sung một số điều của Nghị định 98/2021/NĐ-CP ngày 08/11/2021 của Chính phủ về Quản lý trang thiết bị y tế</w:t>
+        <w:t xml:space="preserve"> </w:t>
+      </w:r>
+      <w:r>
+        <w:rPr>
+          <w:i/>
+        </w:rPr>
+        <w:t xml:space="preserve">Căn cứ Nghị định số 98/2021/NĐ-CP ngày 08/11/2021 của Chính phủ về quản lý trang thiết bị y tế; Thông tư số 05/2022/TT-BYT ngày 01/8/2022 của Bộ Y tế quy định chi tiết thi hành một số điều của Nghị định số 98/2021/NĐ-CP ngày 08/11/2021 của Chính phủ về quản lý trang thiết bị y tế</w:t>
+      </w:r>
+      <w:r>
+        <w:rPr>
+          <w:i/>
+          <w:iCs/>
+        </w:rPr>
+        <w:t xml:space="preserve">; Nghị định số 07/2023/NĐ-CP ngày 03/03/2023 của Chính phủ sửa đổi, bổ sung một số điều của Nghị định 98/2021/NĐ-CP ngày 08/11/2021 của Chính phủ về Quản lý trang thiết bị y tế</w:t>
       </w:r>
       <w:r>
         <w:rPr>
           <w:rFonts w:eastAsia="Calibri"/>
           <w:i/>
         </w:rPr>
-        <w:t>;</w:t>
+        <w:t xml:space="preserve">;</w:t>
       </w:r>
     </w:p>
     <w:p>
@@ -739,14 +739,14 @@
         <w:rPr>
           <w:i/>
         </w:rPr>
-        <w:t>Căn cứ Nghị định số 60/2021/NĐ-CP ngày 21/6/2021 của Chính phủ về quy định cơ chế tự chủ tài chính của đơn vị sự nghiệp công lập; Nghị định số 111/2025/NĐ-CP ngày 22/5/2025 của Chính phủ sửa đổi, bổ sung một số điều của Nghị định số 60/2021/NĐ-CP ngày 21/6/2021 của Chính phủ quy định cơ chế tự chủ tài chính của đơn vị sự nghiệp công lập</w:t>
+        <w:t xml:space="preserve">Căn cứ Nghị định số 60/2021/NĐ-CP ngày 21/6/2021 của Chính phủ về quy định cơ chế tự chủ tài chính của đơn vị sự nghiệp công lập; Nghị định số 111/2025/NĐ-CP ngày 22/5/2025 của Chính phủ sửa đổi, bổ sung một số điều của Nghị định số 60/2021/NĐ-CP ngày 21/6/2021 của Chính phủ quy định cơ chế tự chủ tài chính của đơn vị sự nghiệp công lập</w:t>
       </w:r>
       <w:r>
         <w:rPr>
           <w:rFonts w:eastAsia="Calibri"/>
           <w:i/>
         </w:rPr>
-        <w:t>;</w:t>
+        <w:t xml:space="preserve">;</w:t>
       </w:r>
     </w:p>
     <w:p>
@@ -767,14 +767,14 @@
           <w:iCs/>
           <w:lang w:val="vi-VN"/>
         </w:rPr>
-        <w:t>Căn cứ Nghị định số 9</w:t>
-      </w:r>
-      <w:r>
-        <w:rPr>
-          <w:i/>
-          <w:iCs/>
-        </w:rPr>
-        <w:t>8/202</w:t>
+        <w:t xml:space="preserve">Căn cứ Nghị định số 9</w:t>
+      </w:r>
+      <w:r>
+        <w:rPr>
+          <w:i/>
+          <w:iCs/>
+        </w:rPr>
+        <w:t xml:space="preserve">8/202</w:t>
       </w:r>
       <w:r>
         <w:rPr>
@@ -782,14 +782,14 @@
           <w:iCs/>
           <w:lang w:val="vi-VN"/>
         </w:rPr>
-        <w:t>5</w:t>
-      </w:r>
-      <w:r>
-        <w:rPr>
-          <w:i/>
-          <w:iCs/>
-        </w:rPr>
-        <w:t>/NĐ-CP</w:t>
+        <w:t xml:space="preserve">5</w:t>
+      </w:r>
+      <w:r>
+        <w:rPr>
+          <w:i/>
+          <w:iCs/>
+        </w:rPr>
+        <w:t xml:space="preserve">/NĐ-CP</w:t>
       </w:r>
       <w:r>
         <w:rPr>
@@ -805,7 +805,7 @@
           <w:iCs/>
           <w:lang w:val="nl-NL"/>
         </w:rPr>
-        <w:t>ngày 0</w:t>
+        <w:t xml:space="preserve">ngày 0</w:t>
       </w:r>
       <w:r>
         <w:rPr>
@@ -813,7 +813,7 @@
           <w:iCs/>
           <w:lang w:val="vi-VN"/>
         </w:rPr>
-        <w:t>6</w:t>
+        <w:t xml:space="preserve">6</w:t>
       </w:r>
       <w:r>
         <w:rPr>
@@ -821,7 +821,7 @@
           <w:iCs/>
           <w:lang w:val="nl-NL"/>
         </w:rPr>
-        <w:t>/</w:t>
+        <w:t xml:space="preserve">/</w:t>
       </w:r>
       <w:r>
         <w:rPr>
@@ -829,7 +829,7 @@
           <w:iCs/>
           <w:lang w:val="vi-VN"/>
         </w:rPr>
-        <w:t>5</w:t>
+        <w:t xml:space="preserve">5</w:t>
       </w:r>
       <w:r>
         <w:rPr>
@@ -837,7 +837,7 @@
           <w:iCs/>
           <w:lang w:val="nl-NL"/>
         </w:rPr>
-        <w:t>/202</w:t>
+        <w:t xml:space="preserve">/202</w:t>
       </w:r>
       <w:r>
         <w:rPr>
@@ -845,7 +845,7 @@
           <w:iCs/>
           <w:lang w:val="vi-VN"/>
         </w:rPr>
-        <w:t>5</w:t>
+        <w:t xml:space="preserve">5</w:t>
       </w:r>
       <w:r>
         <w:rPr>
@@ -860,7 +860,7 @@
           <w:iCs/>
           <w:lang w:val="vi-VN"/>
         </w:rPr>
-        <w:t>;</w:t>
+        <w:t xml:space="preserve">;</w:t>
       </w:r>
     </w:p>
     <w:p>
@@ -877,7 +877,7 @@
         <w:rPr>
           <w:i/>
         </w:rPr>
-        <w:t>Căn cứ Thông tư số 79/2025/TT-BTC ngày 04/08/2025 của Bộ Tài Chính hướng dẫn việc cung cấp, đăng tải thông tin về đấu thầu và mẫu hồ sơ đấu thầu trên Hệ thống mạng đấu thầu quốc gia;</w:t>
+        <w:t xml:space="preserve">Căn cứ Thông tư số 79/2025/TT-BTC ngày 04/08/2025 của Bộ Tài Chính hướng dẫn việc cung cấp, đăng tải thông tin về đấu thầu và mẫu hồ sơ đấu thầu trên Hệ thống mạng đấu thầu quốc gia;</w:t>
       </w:r>
     </w:p>
     <w:p>
@@ -894,7 +894,7 @@
         <w:rPr>
           <w:i/>
         </w:rPr>
-        <w:t>Căn cứ Nghị quyết số 17/2025/NQ-HĐND ngày 17/9/2025 của Hội đồng nhân dân tỉnh Phú Thọ quy định thẩm quyền quyết định phê duyệt nhiệm vụ và dự toán kinh phí thực hiện chi thường xuyên ngân sách nhà nước để mua sắm, sửa chữa, cải tạo, nâng cấp tài sản, trang thiết bị; chi thuê hàng hóa, dịch vụ; sửa chữa cải tạo, nâng cấp, mở rộng, xây dựng mới hạng mục công trình trong các dự án đã đầu tư xây dựng thuộc phạm vi quản lý của tỉnh Phú Thọ;</w:t>
+        <w:t xml:space="preserve">Căn cứ Nghị quyết số 17/2025/NQ-HĐND ngày 17/9/2025 của Hội đồng nhân dân tỉnh Phú Thọ quy định thẩm quyền quyết định phê duyệt nhiệm vụ và dự toán kinh phí thực hiện chi thường xuyên ngân sách nhà nước để mua sắm, sửa chữa, cải tạo, nâng cấp tài sản, trang thiết bị; chi thuê hàng hóa, dịch vụ; sửa chữa cải tạo, nâng cấp, mở rộng, xây dựng mới hạng mục công trình trong các dự án đã đầu tư xây dựng thuộc phạm vi quản lý của tỉnh Phú Thọ;</w:t>
       </w:r>
     </w:p>
     <w:p>
@@ -913,7 +913,7 @@
           <w:i/>
           <w:lang w:val="nl-NL"/>
         </w:rPr>
-        <w:t>Quyết định số 42/2025/QĐ-CTUBND ngày 20/9/2025 của Chủ tịch UBND tỉnh Phú Thọ phân cấp thẩm quyền quyết định quản lý tài sản công tại các cơ quan, tổ chức, đơn vị thuộc phạm vi quản lý của tỉnh Phú Thọ;</w:t>
+        <w:t xml:space="preserve">Quyết định số 42/2025/QĐ-CTUBND ngày 20/9/2025 của Chủ tịch UBND tỉnh Phú Thọ phân cấp thẩm quyền quyết định quản lý tài sản công tại các cơ quan, tổ chức, đơn vị thuộc phạm vi quản lý của tỉnh Phú Thọ;</w:t>
       </w:r>
     </w:p>
     <w:p>
@@ -941,7 +941,7 @@
           <w:i/>
           <w:lang w:val="nl-NL"/>
         </w:rPr>
-        <w:t>phân cấp thẩm quyền của Chủ tịch Ủy ban nhân dân tỉnh cho người đứng đầu cơ quan, đơn vị trực thuộc thực hiện một số nội dung quản lý đầu tư công trên địa bàn tỉnh Phú Thọ</w:t>
+        <w:t xml:space="preserve">phân cấp thẩm quyền của Chủ tịch Ủy ban nhân dân tỉnh cho người đứng đầu cơ quan, đơn vị trực thuộc thực hiện một số nội dung quản lý đầu tư công trên địa bàn tỉnh Phú Thọ</w:t>
       </w:r>
       <w:bookmarkEnd w:id="0"/>
       <w:r>
@@ -949,7 +949,7 @@
           <w:i/>
           <w:lang w:val="vi-VN"/>
         </w:rPr>
-        <w:t>;</w:t>
+        <w:t xml:space="preserve">;</w:t>
       </w:r>
     </w:p>
     <w:p>
@@ -966,7 +966,7 @@
         <w:rPr>
           <w:i/>
         </w:rPr>
-        <w:t>Căn cứ Quyết định số 3064/QĐ-UBND ngày 16/11/2017 của Chủ tịch UBND tỉnh Phú Thọ về việc giao quyền tự chủ, tự chịu trách nhiệm về tài chính cho các cơ quan, đơn vị thuộc tỉnh Phú Thọ quản lý; Quyết định số 2430/QĐ-UBND ngày 15/11/2023 của Chủ tịch UBND tỉnh Phú Thọ về việc phê duyệt mức độ tự chủ của các đơn vị sự nghiệp công lập cấp tỉnh giai đoạn 2023-2025;</w:t>
+        <w:t xml:space="preserve">Căn cứ Quyết định số 3064/QĐ-UBND ngày 16/11/2017 của Chủ tịch UBND tỉnh Phú Thọ về việc giao quyền tự chủ, tự chịu trách nhiệm về tài chính cho các cơ quan, đơn vị thuộc tỉnh Phú Thọ quản lý; Quyết định số 2430/QĐ-UBND ngày 15/11/2023 của Chủ tịch UBND tỉnh Phú Thọ về việc phê duyệt mức độ tự chủ của các đơn vị sự nghiệp công lập cấp tỉnh giai đoạn 2023-2025;</w:t>
       </w:r>
     </w:p>
     <w:p>
@@ -984,14 +984,14 @@
         <w:rPr>
           <w:i/>
         </w:rPr>
-        <w:t>Căn cứ Văn bản số 4203/SYT-KHTC ngày 25/12/2024 của Sở Y tế Phú Thọ về việc hướng dẫn một số nội dung về quản lý, sử dụng tài sản công</w:t>
+        <w:t xml:space="preserve">Căn cứ Văn bản số 4203/SYT-KHTC ngày 25/12/2024 của Sở Y tế Phú Thọ về việc hướng dẫn một số nội dung về quản lý, sử dụng tài sản công</w:t>
       </w:r>
       <w:r>
         <w:rPr>
           <w:i/>
           <w:lang w:val="vi-VN"/>
         </w:rPr>
-        <w:t>;</w:t>
+        <w:t xml:space="preserve">;</w:t>
       </w:r>
     </w:p>
     <w:p>
@@ -1013,14 +1013,14 @@
         <w:rPr>
           <w:i/>
         </w:rPr>
-        <w:t>Căn cứ Quyết định số 466/QĐ-</w:t>
+        <w:t xml:space="preserve">Căn cứ Quyết định số 466/QĐ-</w:t>
       </w:r>
       <w:r>
         <w:rPr>
           <w:i/>
           <w:lang w:val="vi-VN"/>
         </w:rPr>
-        <w:t>UBND</w:t>
+        <w:t xml:space="preserve">UBND</w:t>
       </w:r>
       <w:r>
         <w:rPr>
@@ -1033,7 +1033,7 @@
           <w:i/>
           <w:lang w:val="vi-VN"/>
         </w:rPr>
-        <w:t>ủy ban nhân dân tỉnh Phú Thọ</w:t>
+        <w:t xml:space="preserve">ủy ban nhân dân tỉnh Phú Thọ</w:t>
       </w:r>
       <w:r>
         <w:rPr>
@@ -1059,7 +1059,7 @@
           <w:i/>
           <w:lang w:val="vi-VN"/>
         </w:rPr>
-        <w:t>Phú Thọ thuộc Sở Y tế tỉnh Phú Thọ;</w:t>
+        <w:t xml:space="preserve">Phú Thọ thuộc Sở Y tế tỉnh Phú Thọ;</w:t>
       </w:r>
     </w:p>
     <w:p>
@@ -1095,7 +1095,7 @@
           <w:i/>
           <w:iCs/>
         </w:rPr>
-        <w:t>đa khoa tỉnh Phú Thọ về việc kiện toàn Tổ chuyên gia đấu thầu các gói thầu mua sắm thiết bị y tế, vật tư tiêu hao, hóa chất xét nghiệm phục vụ công tác khám chữa bệnh tại Bệnh viện đa khoa tỉnh Phú Thọ;</w:t>
+        <w:t xml:space="preserve">đa khoa tỉnh Phú Thọ về việc kiện toàn Tổ chuyên gia đấu thầu các gói thầu mua sắm thiết bị y tế, vật tư tiêu hao, hóa chất xét nghiệm phục vụ công tác khám chữa bệnh tại Bệnh viện đa khoa tỉnh Phú Thọ;</w:t>
       </w:r>
     </w:p>
     <w:p>
@@ -1132,7 +1132,7 @@
           <w:iCs/>
           <w:lang w:val="vi-VN"/>
         </w:rPr>
-        <w:t>1191</w:t>
+        <w:t xml:space="preserve">1191</w:t>
       </w:r>
       <w:r>
         <w:rPr>
@@ -1149,7 +1149,7 @@
           <w:i/>
           <w:iCs/>
         </w:rPr>
-        <w:t>mua</w:t>
+        <w:t xml:space="preserve">mua</w:t>
       </w:r>
       <w:r>
         <w:rPr>
@@ -1183,7 +1183,7 @@
           <w:i/>
           <w:iCs/>
         </w:rPr>
-        <w:t>tại Bệnh viện đa khoa tỉnh Phú Thọ</w:t>
+        <w:t xml:space="preserve">tại Bệnh viện đa khoa tỉnh Phú Thọ</w:t>
       </w:r>
       <w:r>
         <w:rPr>
@@ -1192,7 +1192,7 @@
           <w:iCs/>
           <w:lang w:val="sv-SE"/>
         </w:rPr>
-        <w:t>;</w:t>
+        <w:t xml:space="preserve">;</w:t>
       </w:r>
     </w:p>
     <w:p>
@@ -1214,7 +1214,7 @@
           <w:iCs/>
           <w:lang w:val="es-ES"/>
         </w:rPr>
-        <w:t>Căn cứ Biên bản họp ngày 24/03/2026 của Hội đồng khoa học Bệnh viện về việc xây dựng, thống nhất các nội dung về danh mục, số lượng, tiêu chí kỹ thuật hạng mục:</w:t>
+        <w:t xml:space="preserve">Căn cứ Biên bản họp ngày 24/03/2026 của Hội đồng khoa học Bệnh viện về việc xây dựng, thống nhất các nội dung về danh mục, số lượng, tiêu chí kỹ thuật hạng mục:</w:t>
       </w:r>
       <w:r>
         <w:rPr>
@@ -1234,15 +1234,15 @@
           <w:iCs/>
           <w:lang w:val="vi-VN"/>
         </w:rPr>
-        <w:t>M</w:t>
-      </w:r>
-      <w:r>
-        <w:rPr>
-          <w:bCs/>
-          <w:i/>
-          <w:iCs/>
-        </w:rPr>
-        <w:t>ua</w:t>
+        <w:t xml:space="preserve">M</w:t>
+      </w:r>
+      <w:r>
+        <w:rPr>
+          <w:bCs/>
+          <w:i/>
+          <w:iCs/>
+        </w:rPr>
+        <w:t xml:space="preserve">ua</w:t>
       </w:r>
       <w:r>
         <w:rPr>
@@ -1276,7 +1276,7 @@
           <w:i/>
           <w:iCs/>
         </w:rPr>
-        <w:t>tại Bệnh viện đa khoa tỉnh Phú Thọ</w:t>
+        <w:t xml:space="preserve">tại Bệnh viện đa khoa tỉnh Phú Thọ</w:t>
       </w:r>
       <w:r>
         <w:rPr>
@@ -1285,7 +1285,7 @@
           <w:iCs/>
           <w:lang w:val="pt-BR"/>
         </w:rPr>
-        <w:t>;</w:t>
+        <w:t xml:space="preserve">;</w:t>
       </w:r>
     </w:p>
     <w:p>
@@ -1318,7 +1318,7 @@
           <w:i/>
           <w:iCs/>
         </w:rPr>
-        <w:t>các gói thầu mua sắm thiết bị y tế, vật tư tiêu hao, hóa chất xét nghiệm phục vụ công tác khám chữa bệnh tại Bệnh viện đa khoa tỉnh Phú Thọ.</w:t>
+        <w:t xml:space="preserve">các gói thầu mua sắm thiết bị y tế, vật tư tiêu hao, hóa chất xét nghiệm phục vụ công tác khám chữa bệnh tại Bệnh viện đa khoa tỉnh Phú Thọ.</w:t>
       </w:r>
     </w:p>
     <w:p>
@@ -1361,7 +1361,7 @@
         <w:rPr>
           <w:b/>
         </w:rPr>
-        <w:t>QUYẾT ĐỊNH:</w:t>
+        <w:t xml:space="preserve">QUYẾT ĐỊNH:</w:t>
       </w:r>
     </w:p>
     <w:p>
@@ -1377,11 +1377,11 @@
           <w:b/>
           <w:lang w:val="vi-VN"/>
         </w:rPr>
-        <w:t>Điều 1</w:t>
+        <w:t xml:space="preserve">Điều 1</w:t>
       </w:r>
       <w:r>
         <w:rPr/>
-        <w:t>.</w:t>
+        <w:t xml:space="preserve">.</w:t>
       </w:r>
       <w:r>
         <w:rPr>
@@ -1408,14 +1408,14 @@
           <w:iCs/>
           <w:lang w:val="vi-VN"/>
         </w:rPr>
-        <w:t>M</w:t>
-      </w:r>
-      <w:r>
-        <w:rPr>
-          <w:bCs/>
-          <w:iCs/>
-        </w:rPr>
-        <w:t>ua</w:t>
+        <w:t xml:space="preserve">M</w:t>
+      </w:r>
+      <w:r>
+        <w:rPr>
+          <w:bCs/>
+          <w:iCs/>
+        </w:rPr>
+        <w:t xml:space="preserve">ua</w:t>
       </w:r>
       <w:r>
         <w:rPr>
@@ -1445,7 +1445,7 @@
           <w:bCs/>
           <w:iCs/>
         </w:rPr>
-        <w:t>tại Bệnh viện đa khoa tỉnh Phú Thọ</w:t>
+        <w:t xml:space="preserve">tại Bệnh viện đa khoa tỉnh Phú Thọ</w:t>
       </w:r>
       <w:r>
         <w:rPr/>
@@ -1464,7 +1464,7 @@
         <w:rPr>
           <w:b/>
         </w:rPr>
-        <w:t>Điều 2</w:t>
+        <w:t xml:space="preserve">Điều 2</w:t>
       </w:r>
       <w:r>
         <w:rPr/>
@@ -1488,7 +1488,7 @@
       </w:r>
       <w:r>
         <w:rPr/>
-        <w:t>theo quy định hiện hành của pháp luật.</w:t>
+        <w:t xml:space="preserve">theo quy định hiện hành của pháp luật.</w:t>
       </w:r>
     </w:p>
     <w:p>
@@ -1503,11 +1503,11 @@
         <w:rPr>
           <w:b/>
         </w:rPr>
-        <w:t>Điều 3</w:t>
+        <w:t xml:space="preserve">Điều 3</w:t>
       </w:r>
       <w:r>
         <w:rPr/>
-        <w:t>. Quyết định này có hiệu lực kể từ ngày ký. Phòng Vật tư - thiết bị y tế, phòng Tài chính kế toán, Tổ chuyên gia, các khoa, phòng, trung tâm và các đơn vị liên quan chịu trách nhiệm thi hành quyết định này./.</w:t>
+        <w:t xml:space="preserve">. Quyết định này có hiệu lực kể từ ngày ký. Phòng Vật tư - thiết bị y tế, phòng Tài chính kế toán, Tổ chuyên gia, các khoa, phòng, trung tâm và các đơn vị liên quan chịu trách nhiệm thi hành quyết định này./.</w:t>
       </w:r>
     </w:p>
     <w:tbl>
@@ -1556,7 +1556,7 @@
                 <w:sz w:val="24"/>
                 <w:szCs w:val="26"/>
               </w:rPr>
-              <w:t>Nơi nhận:</w:t>
+              <w:t xml:space="preserve">Nơi nhận:</w:t>
             </w:r>
           </w:p>
           <w:p>
@@ -1585,7 +1585,7 @@
                 <w:sz w:val="22"/>
                 <w:szCs w:val="22"/>
               </w:rPr>
-              <w:t>Như điều 3;</w:t>
+              <w:t xml:space="preserve">Như điều 3;</w:t>
             </w:r>
           </w:p>
           <w:p>
@@ -1612,7 +1612,7 @@
                 <w:szCs w:val="22"/>
                 <w:lang w:val="fr-FR"/>
               </w:rPr>
-              <w:t>- Lưu: VT, TCG, TCKT, VTYT.</w:t>
+              <w:t xml:space="preserve">- Lưu: VT, TCG, TCKT, VTYT.</w:t>
             </w:r>
           </w:p>
           <w:p>
@@ -1665,7 +1665,7 @@
                 <w:b/>
                 <w:lang w:val="fr-FR"/>
               </w:rPr>
-              <w:t>GIÁM ĐỐC</w:t>
+              <w:t xml:space="preserve">GIÁM ĐỐC</w:t>
             </w:r>
           </w:p>
           <w:p>
@@ -1781,7 +1781,7 @@
                 <w:b/>
                 <w:lang w:val="fr-FR"/>
               </w:rPr>
-              <w:t>Lê Đình Thanh Sơn</w:t>
+              <w:t xml:space="preserve">Lê Đình Thanh Sơn</w:t>
             </w:r>
           </w:p>
         </w:tc>
@@ -1823,7 +1823,7 @@
         <w:rPr>
           <w:b/>
         </w:rPr>
-        <w:t>PHỤ LỤC</w:t>
+        <w:t xml:space="preserve">PHỤ LỤC</w:t>
       </w:r>
     </w:p>
     <w:p>
@@ -1868,7 +1868,7 @@
           <w:iCs/>
           <w:lang w:val="vi-VN"/>
         </w:rPr>
-        <w:t>M</w:t>
+        <w:t xml:space="preserve">M</w:t>
       </w:r>
       <w:r>
         <w:rPr>
@@ -1876,7 +1876,7 @@
           <w:bCs/>
           <w:iCs/>
         </w:rPr>
-        <w:t>ua</w:t>
+        <w:t xml:space="preserve">ua</w:t>
       </w:r>
       <w:r>
         <w:rPr>
@@ -1910,7 +1910,7 @@
           <w:bCs/>
           <w:iCs/>
         </w:rPr>
-        <w:t>tại Bệnh viện đa khoa tỉnh Phú Thọ</w:t>
+        <w:t xml:space="preserve">tại Bệnh viện đa khoa tỉnh Phú Thọ</w:t>
       </w:r>
       <w:r>
         <w:rPr>
@@ -1937,20 +1937,20 @@
         <w:rPr>
           <w:i/>
         </w:rPr>
-        <w:t>(Kèm theo Quyết định số</w:t>
+        <w:t xml:space="preserve">(Kèm theo Quyết định số</w:t>
       </w:r>
       <w:r>
         <w:rPr>
           <w:i/>
           <w:lang w:val="vi-VN"/>
         </w:rPr>
-        <w:t xml:space="preserve">     </w:t>
-      </w:r>
-      <w:r>
-        <w:rPr>
-          <w:i/>
-        </w:rPr>
-        <w:t>/QĐ-BV ngày 25/03/2026 của Giám đốc Bệnh viện đa khoa tỉnh Phú Thọ)</w:t>
+        <w:t xml:space="preserve"> </w:t>
+      </w:r>
+      <w:r>
+        <w:rPr>
+          <w:i/>
+        </w:rPr>
+        <w:t xml:space="preserve">/QĐ-BV ngày 25/03/2026 của Giám đốc Bệnh viện đa khoa tỉnh Phú Thọ)</w:t>
       </w:r>
     </w:p>
     <w:p>
@@ -2030,7 +2030,7 @@
                 <w:sz w:val="26"/>
                 <w:szCs w:val="26"/>
               </w:rPr>
-              <w:t>TT</w:t>
+              <w:t xml:space="preserve">TT</w:t>
             </w:r>
           </w:p>
         </w:tc>
@@ -2071,7 +2071,7 @@
                 <w:szCs w:val="26"/>
                 <w:lang w:val="vi-VN"/>
               </w:rPr>
-              <w:t>y tế</w:t>
+              <w:t xml:space="preserve">y tế</w:t>
             </w:r>
             <w:r>
               <w:rPr>
@@ -2111,7 +2111,7 @@
                 <w:sz w:val="26"/>
                 <w:szCs w:val="26"/>
               </w:rPr>
-              <w:t>Tiêu chí kỹ thuật</w:t>
+              <w:t xml:space="preserve">Tiêu chí kỹ thuật</w:t>
             </w:r>
           </w:p>
         </w:tc>
@@ -2143,7 +2143,7 @@
                 <w:sz w:val="26"/>
                 <w:szCs w:val="26"/>
               </w:rPr>
-              <w:t>Quy cách</w:t>
+              <w:t xml:space="preserve">Quy cách</w:t>
             </w:r>
           </w:p>
         </w:tc>
@@ -2175,7 +2175,7 @@
                 <w:sz w:val="26"/>
                 <w:szCs w:val="26"/>
               </w:rPr>
-              <w:t>Đơn vị tính</w:t>
+              <w:t xml:space="preserve">Đơn vị tính</w:t>
             </w:r>
           </w:p>
         </w:tc>
@@ -2207,7 +2207,7 @@
                 <w:sz w:val="26"/>
                 <w:szCs w:val="26"/>
               </w:rPr>
-              <w:t>Số lượng</w:t>
+              <w:t xml:space="preserve">Số lượng</w:t>
             </w:r>
           </w:p>
         </w:tc>
@@ -2245,7 +2245,7 @@
                 <w:szCs w:val="26"/>
                 <w:lang w:val="vi-VN"/>
               </w:rPr>
-              <w:t>1</w:t>
+              <w:t xml:space="preserve">1</w:t>
             </w:r>
           </w:p>
         </w:tc>
@@ -2279,7 +2279,7 @@
                 <w:szCs w:val="26"/>
                 <w:lang w:val="vi-VN"/>
               </w:rPr>
-              <w:t>Băng ghim dùng trong mổ mở</w:t>
+              <w:t xml:space="preserve">Băng ghim dùng trong mổ mở</w:t>
             </w:r>
           </w:p>
         </w:tc>
@@ -2308,7 +2308,7 @@
                 <w:sz w:val="26"/>
                 <w:szCs w:val="26"/>
               </w:rPr>
-              <w:t>Băng (đạn) ghim khâu máy cắt nối tự động thẳng dùng trong mổ mở công nghệ Tri-staple, cỡ 80mm. Có 3 hàng ghim chiều cao khác nhau mỗi bên, chiều cao ghim trước dập từ trong ra ngoài là: 3.0mm; 3.5mm; 4.0mm, sau khi dập là 1.5 - 2.25mm, ghim bằng Titan. Cung cấp lưỡi dao mới trong mỗi băng đạn. Ghim đóng tạo hình chữ B chuẩn</w:t>
+              <w:t xml:space="preserve">Băng (đạn) ghim khâu máy cắt nối tự động thẳng dùng trong mổ mở công nghệ Tri-staple, cỡ 80mm. Có 3 hàng ghim chiều cao khác nhau mỗi bên, chiều cao ghim trước dập từ trong ra ngoài là: 3.0mm; 3.5mm; 4.0mm, sau khi dập là 1.5 - 2.25mm, ghim bằng Titan. Cung cấp lưỡi dao mới trong mỗi băng đạn. Ghim đóng tạo hình chữ B chuẩn</w:t>
             </w:r>
           </w:p>
         </w:tc>
@@ -2339,7 +2339,7 @@
                 <w:szCs w:val="26"/>
                 <w:lang w:val="vi-VN"/>
               </w:rPr>
-              <w:t>6 cái/ Hộp</w:t>
+              <w:t xml:space="preserve">6 cái/ Hộp</w:t>
             </w:r>
           </w:p>
         </w:tc>
@@ -2372,7 +2372,7 @@
                 <w:szCs w:val="26"/>
                 <w:lang w:val="vi-VN"/>
               </w:rPr>
-              <w:t>Cái</w:t>
+              <w:t xml:space="preserve">Cái</w:t>
             </w:r>
           </w:p>
         </w:tc>
@@ -2405,7 +2405,7 @@
                 <w:szCs w:val="26"/>
                 <w:lang w:val="vi-VN"/>
               </w:rPr>
-              <w:t>110</w:t>
+              <w:t xml:space="preserve">110</w:t>
             </w:r>
           </w:p>
         </w:tc>
@@ -2443,7 +2443,7 @@
                 <w:szCs w:val="26"/>
                 <w:lang w:val="vi-VN"/>
               </w:rPr>
-              <w:t>2</w:t>
+              <w:t xml:space="preserve">2</w:t>
             </w:r>
           </w:p>
         </w:tc>
@@ -2477,7 +2477,7 @@
                 <w:szCs w:val="26"/>
                 <w:lang w:val="vi-VN"/>
               </w:rPr>
-              <w:t>Dụng cụ khâu nối tròn ba hàng ghim</w:t>
+              <w:t xml:space="preserve">Dụng cụ khâu nối tròn ba hàng ghim</w:t>
             </w:r>
           </w:p>
         </w:tc>
@@ -2506,7 +2506,7 @@
                 <w:sz w:val="26"/>
                 <w:szCs w:val="26"/>
               </w:rPr>
-              <w:t>Dụng cụ (máy) cắt khâu nối ống tiêu hóa tròn 3 hàng ghim các cỡ đường kính 28mm, 31mm. Chiều cao ghim trước dập cao dần từ trong ra ngoài là 3.0 mm, 3.5 mm, 4.0 mm. Ghim bằng Titanium. Ghim đóng tạo hình chữ B chuẩn</w:t>
+              <w:t xml:space="preserve">Dụng cụ (máy) cắt khâu nối ống tiêu hóa tròn 3 hàng ghim các cỡ đường kính 28mm, 31mm. Chiều cao ghim trước dập cao dần từ trong ra ngoài là 3.0 mm, 3.5 mm, 4.0 mm. Ghim bằng Titanium. Ghim đóng tạo hình chữ B chuẩn</w:t>
             </w:r>
           </w:p>
         </w:tc>
@@ -2537,7 +2537,7 @@
                 <w:szCs w:val="26"/>
                 <w:lang w:val="vi-VN"/>
               </w:rPr>
-              <w:t>3 cái / Hộp</w:t>
+              <w:t xml:space="preserve">3 cái / Hộp</w:t>
             </w:r>
           </w:p>
         </w:tc>
@@ -2579,7 +2579,7 @@
                 <w:szCs w:val="26"/>
                 <w:lang w:val="vi-VN"/>
               </w:rPr>
-              <w:t>Cái</w:t>
+              <w:t xml:space="preserve">Cái</w:t>
             </w:r>
           </w:p>
         </w:tc>
@@ -2612,7 +2612,7 @@
                 <w:szCs w:val="26"/>
                 <w:lang w:val="vi-VN"/>
               </w:rPr>
-              <w:t>20</w:t>
+              <w:t xml:space="preserve">20</w:t>
             </w:r>
           </w:p>
         </w:tc>
@@ -2650,7 +2650,7 @@
                 <w:szCs w:val="26"/>
                 <w:lang w:val="vi-VN"/>
               </w:rPr>
-              <w:t>3</w:t>
+              <w:t xml:space="preserve">3</w:t>
             </w:r>
           </w:p>
         </w:tc>
@@ -2684,7 +2684,7 @@
                 <w:szCs w:val="26"/>
                 <w:lang w:val="vi-VN"/>
               </w:rPr>
-              <w:t>Dụng cụ khâu cắt nội soi</w:t>
+              <w:t xml:space="preserve">Dụng cụ khâu cắt nội soi</w:t>
             </w:r>
           </w:p>
         </w:tc>
@@ -2713,7 +2713,7 @@
                 <w:sz w:val="26"/>
                 <w:szCs w:val="26"/>
               </w:rPr>
-              <w:t>Dụng cụ cắt nối tự động dùng trong mổ nội soi tương thích với tất cả băng ghim khâu cắt nội soi. Dụng cụ khi gắn vào băng ghim tương thích có thể bẻ góc 45 độ mỗi bên với 11 điểm gập góc (5 điểm mỗi bên và điểm ở giữa). Nút điều chỉnh gập góc trên thân. Các cỡ độ dài trục nối tương ứng 6cm, 16cm và 26cm.</w:t>
+              <w:t xml:space="preserve">Dụng cụ cắt nối tự động dùng trong mổ nội soi tương thích với tất cả băng ghim khâu cắt nội soi. Dụng cụ khi gắn vào băng ghim tương thích có thể bẻ góc 45 độ mỗi bên với 11 điểm gập góc (5 điểm mỗi bên và điểm ở giữa). Nút điều chỉnh gập góc trên thân. Các cỡ độ dài trục nối tương ứng 6cm, 16cm và 26cm.</w:t>
             </w:r>
           </w:p>
         </w:tc>
@@ -2744,7 +2744,7 @@
                 <w:szCs w:val="26"/>
                 <w:lang w:val="vi-VN"/>
               </w:rPr>
-              <w:t>3 cái/ Hộp</w:t>
+              <w:t xml:space="preserve">3 cái/ Hộp</w:t>
             </w:r>
           </w:p>
         </w:tc>
@@ -2777,7 +2777,7 @@
                 <w:szCs w:val="26"/>
                 <w:lang w:val="vi-VN"/>
               </w:rPr>
-              <w:t>Cái</w:t>
+              <w:t xml:space="preserve">Cái</w:t>
             </w:r>
           </w:p>
         </w:tc>
@@ -2810,7 +2810,7 @@
                 <w:szCs w:val="26"/>
                 <w:lang w:val="vi-VN"/>
               </w:rPr>
-              <w:t>05</w:t>
+              <w:t xml:space="preserve">05</w:t>
             </w:r>
           </w:p>
         </w:tc>
@@ -2848,7 +2848,7 @@
                 <w:szCs w:val="26"/>
                 <w:lang w:val="vi-VN"/>
               </w:rPr>
-              <w:t>4</w:t>
+              <w:t xml:space="preserve">4</w:t>
             </w:r>
           </w:p>
         </w:tc>
@@ -2881,7 +2881,7 @@
                 <w:szCs w:val="26"/>
                 <w:lang w:val="vi-VN"/>
               </w:rPr>
-              <w:t>Băng ghim cắt khâu nối nội soi các cỡ</w:t>
+              <w:t xml:space="preserve">Băng ghim cắt khâu nối nội soi các cỡ</w:t>
             </w:r>
           </w:p>
         </w:tc>
@@ -2910,7 +2910,7 @@
                 <w:sz w:val="26"/>
                 <w:szCs w:val="26"/>
               </w:rPr>
-              <w:t>Băng (đạn) ghim khâu máy cắt nối tự động nội soi công nghệ Tri-staple. Các cỡ băng ghim dài 30mm, 45mm, 60mm, 3 hàng ghim chiều cao khác nhau mỗi bên, chiều cao ghim trước dập từ trong ra ngoài là: 2.0mm; 2.5mm; 3.0mm hoặc 3.0mm; 3.5mm; 4.0mm, sau khi dập là 0.88 - 1.5mm hoặc 1.5 - 2.25mm, ghim bằng Titan. Cung cấp lưỡi dao mới trong mỗi băng đạn. Có 4 ghim ở đầu xa băng đạn.</w:t>
+              <w:t xml:space="preserve">Băng (đạn) ghim khâu máy cắt nối tự động nội soi công nghệ Tri-staple. Các cỡ băng ghim dài 30mm, 45mm, 60mm, 3 hàng ghim chiều cao khác nhau mỗi bên, chiều cao ghim trước dập từ trong ra ngoài là: 2.0mm; 2.5mm; 3.0mm hoặc 3.0mm; 3.5mm; 4.0mm, sau khi dập là 0.88 - 1.5mm hoặc 1.5 - 2.25mm, ghim bằng Titan. Cung cấp lưỡi dao mới trong mỗi băng đạn. Có 4 ghim ở đầu xa băng đạn.</w:t>
             </w:r>
           </w:p>
         </w:tc>
@@ -2941,7 +2941,7 @@
                 <w:szCs w:val="26"/>
                 <w:lang w:val="vi-VN"/>
               </w:rPr>
-              <w:t>6 cái/ Hộp</w:t>
+              <w:t xml:space="preserve">6 cái/ Hộp</w:t>
             </w:r>
           </w:p>
         </w:tc>
@@ -2974,7 +2974,7 @@
                 <w:szCs w:val="26"/>
                 <w:lang w:val="vi-VN"/>
               </w:rPr>
-              <w:t>Cái</w:t>
+              <w:t xml:space="preserve">Cái</w:t>
             </w:r>
           </w:p>
         </w:tc>
@@ -3007,7 +3007,7 @@
                 <w:szCs w:val="26"/>
                 <w:lang w:val="vi-VN"/>
               </w:rPr>
-              <w:t>262</w:t>
+              <w:t xml:space="preserve">262</w:t>
             </w:r>
           </w:p>
         </w:tc>
